--- a/Group12_Project_Submission_document_CodeGen.docx
+++ b/Group12_Project_Submission_document_CodeGen.docx
@@ -568,7 +568,7 @@
             </w:rPr>
             <w:fldChar w:fldCharType="separate"/>
           </w:r>
-          <w:hyperlink w:anchor="_Toc220113112" w:history="1">
+          <w:hyperlink w:anchor="_Toc220173070" w:history="1">
             <w:r>
               <w:rPr>
                 <w:rStyle w:val="Hyperlink"/>
@@ -616,7 +616,7 @@
                 <w:noProof/>
                 <w:webHidden/>
               </w:rPr>
-              <w:instrText xml:space="preserve"> PAGEREF _Toc220113112 \h </w:instrText>
+              <w:instrText xml:space="preserve"> PAGEREF _Toc220173070 \h </w:instrText>
             </w:r>
             <w:r>
               <w:rPr>
@@ -662,7 +662,7 @@
               <w14:ligatures w14:val="standardContextual"/>
             </w:rPr>
           </w:pPr>
-          <w:hyperlink w:anchor="_Toc220113113" w:history="1">
+          <w:hyperlink w:anchor="_Toc220173071" w:history="1">
             <w:r>
               <w:rPr>
                 <w:rStyle w:val="Hyperlink"/>
@@ -710,7 +710,7 @@
                 <w:noProof/>
                 <w:webHidden/>
               </w:rPr>
-              <w:instrText xml:space="preserve"> PAGEREF _Toc220113113 \h </w:instrText>
+              <w:instrText xml:space="preserve"> PAGEREF _Toc220173071 \h </w:instrText>
             </w:r>
             <w:r>
               <w:rPr>
@@ -756,7 +756,7 @@
               <w14:ligatures w14:val="standardContextual"/>
             </w:rPr>
           </w:pPr>
-          <w:hyperlink w:anchor="_Toc220113114" w:history="1">
+          <w:hyperlink w:anchor="_Toc220173072" w:history="1">
             <w:r>
               <w:rPr>
                 <w:rStyle w:val="Hyperlink"/>
@@ -804,7 +804,7 @@
                 <w:noProof/>
                 <w:webHidden/>
               </w:rPr>
-              <w:instrText xml:space="preserve"> PAGEREF _Toc220113114 \h </w:instrText>
+              <w:instrText xml:space="preserve"> PAGEREF _Toc220173072 \h </w:instrText>
             </w:r>
             <w:r>
               <w:rPr>
@@ -852,7 +852,7 @@
               <w14:ligatures w14:val="standardContextual"/>
             </w:rPr>
           </w:pPr>
-          <w:hyperlink w:anchor="_Toc220113115" w:history="1">
+          <w:hyperlink w:anchor="_Toc220173073" w:history="1">
             <w:r>
               <w:rPr>
                 <w:rStyle w:val="Hyperlink"/>
@@ -898,7 +898,7 @@
                 <w:noProof/>
                 <w:webHidden/>
               </w:rPr>
-              <w:instrText xml:space="preserve"> PAGEREF _Toc220113115 \h </w:instrText>
+              <w:instrText xml:space="preserve"> PAGEREF _Toc220173073 \h </w:instrText>
             </w:r>
             <w:r>
               <w:rPr>
@@ -946,7 +946,7 @@
               <w14:ligatures w14:val="standardContextual"/>
             </w:rPr>
           </w:pPr>
-          <w:hyperlink w:anchor="_Toc220113116" w:history="1">
+          <w:hyperlink w:anchor="_Toc220173074" w:history="1">
             <w:r>
               <w:rPr>
                 <w:rStyle w:val="Hyperlink"/>
@@ -992,7 +992,7 @@
                 <w:noProof/>
                 <w:webHidden/>
               </w:rPr>
-              <w:instrText xml:space="preserve"> PAGEREF _Toc220113116 \h </w:instrText>
+              <w:instrText xml:space="preserve"> PAGEREF _Toc220173074 \h </w:instrText>
             </w:r>
             <w:r>
               <w:rPr>
@@ -1038,7 +1038,7 @@
               <w14:ligatures w14:val="standardContextual"/>
             </w:rPr>
           </w:pPr>
-          <w:hyperlink w:anchor="_Toc220113117" w:history="1">
+          <w:hyperlink w:anchor="_Toc220173075" w:history="1">
             <w:r>
               <w:rPr>
                 <w:rStyle w:val="Hyperlink"/>
@@ -1086,7 +1086,7 @@
                 <w:noProof/>
                 <w:webHidden/>
               </w:rPr>
-              <w:instrText xml:space="preserve"> PAGEREF _Toc220113117 \h </w:instrText>
+              <w:instrText xml:space="preserve"> PAGEREF _Toc220173075 \h </w:instrText>
             </w:r>
             <w:r>
               <w:rPr>
@@ -1132,7 +1132,7 @@
               <w14:ligatures w14:val="standardContextual"/>
             </w:rPr>
           </w:pPr>
-          <w:hyperlink w:anchor="_Toc220113118" w:history="1">
+          <w:hyperlink w:anchor="_Toc220173076" w:history="1">
             <w:r>
               <w:rPr>
                 <w:rStyle w:val="Hyperlink"/>
@@ -1180,7 +1180,7 @@
                 <w:noProof/>
                 <w:webHidden/>
               </w:rPr>
-              <w:instrText xml:space="preserve"> PAGEREF _Toc220113118 \h </w:instrText>
+              <w:instrText xml:space="preserve"> PAGEREF _Toc220173076 \h </w:instrText>
             </w:r>
             <w:r>
               <w:rPr>
@@ -1227,7 +1227,7 @@
               <w14:ligatures w14:val="standardContextual"/>
             </w:rPr>
           </w:pPr>
-          <w:hyperlink w:anchor="_Toc220113119" w:history="1">
+          <w:hyperlink w:anchor="_Toc220173077" w:history="1">
             <w:r>
               <w:rPr>
                 <w:rStyle w:val="Hyperlink"/>
@@ -1254,7 +1254,7 @@
                 <w:noProof/>
                 <w:webHidden/>
               </w:rPr>
-              <w:instrText xml:space="preserve"> PAGEREF _Toc220113119 \h </w:instrText>
+              <w:instrText xml:space="preserve"> PAGEREF _Toc220173077 \h </w:instrText>
             </w:r>
             <w:r>
               <w:rPr>
@@ -1301,7 +1301,7 @@
               <w14:ligatures w14:val="standardContextual"/>
             </w:rPr>
           </w:pPr>
-          <w:hyperlink w:anchor="_Toc220113120" w:history="1">
+          <w:hyperlink w:anchor="_Toc220173078" w:history="1">
             <w:r>
               <w:rPr>
                 <w:rStyle w:val="Hyperlink"/>
@@ -1328,7 +1328,7 @@
                 <w:noProof/>
                 <w:webHidden/>
               </w:rPr>
-              <w:instrText xml:space="preserve"> PAGEREF _Toc220113120 \h </w:instrText>
+              <w:instrText xml:space="preserve"> PAGEREF _Toc220173078 \h </w:instrText>
             </w:r>
             <w:r>
               <w:rPr>
@@ -1375,7 +1375,7 @@
               <w14:ligatures w14:val="standardContextual"/>
             </w:rPr>
           </w:pPr>
-          <w:hyperlink w:anchor="_Toc220113121" w:history="1">
+          <w:hyperlink w:anchor="_Toc220173079" w:history="1">
             <w:r>
               <w:rPr>
                 <w:rStyle w:val="Hyperlink"/>
@@ -1402,7 +1402,7 @@
                 <w:noProof/>
                 <w:webHidden/>
               </w:rPr>
-              <w:instrText xml:space="preserve"> PAGEREF _Toc220113121 \h </w:instrText>
+              <w:instrText xml:space="preserve"> PAGEREF _Toc220173079 \h </w:instrText>
             </w:r>
             <w:r>
               <w:rPr>
@@ -1449,7 +1449,7 @@
               <w14:ligatures w14:val="standardContextual"/>
             </w:rPr>
           </w:pPr>
-          <w:hyperlink w:anchor="_Toc220113122" w:history="1">
+          <w:hyperlink w:anchor="_Toc220173080" w:history="1">
             <w:r>
               <w:rPr>
                 <w:rStyle w:val="Hyperlink"/>
@@ -1476,7 +1476,7 @@
                 <w:noProof/>
                 <w:webHidden/>
               </w:rPr>
-              <w:instrText xml:space="preserve"> PAGEREF _Toc220113122 \h </w:instrText>
+              <w:instrText xml:space="preserve"> PAGEREF _Toc220173080 \h </w:instrText>
             </w:r>
             <w:r>
               <w:rPr>
@@ -1522,7 +1522,7 @@
               <w14:ligatures w14:val="standardContextual"/>
             </w:rPr>
           </w:pPr>
-          <w:hyperlink w:anchor="_Toc220113123" w:history="1">
+          <w:hyperlink w:anchor="_Toc220173081" w:history="1">
             <w:r>
               <w:rPr>
                 <w:rStyle w:val="Hyperlink"/>
@@ -1570,7 +1570,7 @@
                 <w:noProof/>
                 <w:webHidden/>
               </w:rPr>
-              <w:instrText xml:space="preserve"> PAGEREF _Toc220113123 \h </w:instrText>
+              <w:instrText xml:space="preserve"> PAGEREF _Toc220173081 \h </w:instrText>
             </w:r>
             <w:r>
               <w:rPr>
@@ -1617,7 +1617,7 @@
               <w14:ligatures w14:val="standardContextual"/>
             </w:rPr>
           </w:pPr>
-          <w:hyperlink w:anchor="_Toc220113124" w:history="1">
+          <w:hyperlink w:anchor="_Toc220173082" w:history="1">
             <w:r>
               <w:rPr>
                 <w:rStyle w:val="Hyperlink"/>
@@ -1644,7 +1644,7 @@
                 <w:noProof/>
                 <w:webHidden/>
               </w:rPr>
-              <w:instrText xml:space="preserve"> PAGEREF _Toc220113124 \h </w:instrText>
+              <w:instrText xml:space="preserve"> PAGEREF _Toc220173082 \h </w:instrText>
             </w:r>
             <w:r>
               <w:rPr>
@@ -1691,7 +1691,7 @@
               <w14:ligatures w14:val="standardContextual"/>
             </w:rPr>
           </w:pPr>
-          <w:hyperlink w:anchor="_Toc220113125" w:history="1">
+          <w:hyperlink w:anchor="_Toc220173083" w:history="1">
             <w:r>
               <w:rPr>
                 <w:rStyle w:val="Hyperlink"/>
@@ -1718,7 +1718,7 @@
                 <w:noProof/>
                 <w:webHidden/>
               </w:rPr>
-              <w:instrText xml:space="preserve"> PAGEREF _Toc220113125 \h </w:instrText>
+              <w:instrText xml:space="preserve"> PAGEREF _Toc220173083 \h </w:instrText>
             </w:r>
             <w:r>
               <w:rPr>
@@ -1765,7 +1765,7 @@
               <w14:ligatures w14:val="standardContextual"/>
             </w:rPr>
           </w:pPr>
-          <w:hyperlink w:anchor="_Toc220113126" w:history="1">
+          <w:hyperlink w:anchor="_Toc220173084" w:history="1">
             <w:r>
               <w:rPr>
                 <w:rStyle w:val="Hyperlink"/>
@@ -1792,7 +1792,7 @@
                 <w:noProof/>
                 <w:webHidden/>
               </w:rPr>
-              <w:instrText xml:space="preserve"> PAGEREF _Toc220113126 \h </w:instrText>
+              <w:instrText xml:space="preserve"> PAGEREF _Toc220173084 \h </w:instrText>
             </w:r>
             <w:r>
               <w:rPr>
@@ -1839,7 +1839,7 @@
               <w14:ligatures w14:val="standardContextual"/>
             </w:rPr>
           </w:pPr>
-          <w:hyperlink w:anchor="_Toc220113127" w:history="1">
+          <w:hyperlink w:anchor="_Toc220173085" w:history="1">
             <w:r>
               <w:rPr>
                 <w:rStyle w:val="Hyperlink"/>
@@ -1866,7 +1866,7 @@
                 <w:noProof/>
                 <w:webHidden/>
               </w:rPr>
-              <w:instrText xml:space="preserve"> PAGEREF _Toc220113127 \h </w:instrText>
+              <w:instrText xml:space="preserve"> PAGEREF _Toc220173085 \h </w:instrText>
             </w:r>
             <w:r>
               <w:rPr>
@@ -1913,7 +1913,7 @@
               <w14:ligatures w14:val="standardContextual"/>
             </w:rPr>
           </w:pPr>
-          <w:hyperlink w:anchor="_Toc220113128" w:history="1">
+          <w:hyperlink w:anchor="_Toc220173086" w:history="1">
             <w:r>
               <w:rPr>
                 <w:rStyle w:val="Hyperlink"/>
@@ -1940,7 +1940,7 @@
                 <w:noProof/>
                 <w:webHidden/>
               </w:rPr>
-              <w:instrText xml:space="preserve"> PAGEREF _Toc220113128 \h </w:instrText>
+              <w:instrText xml:space="preserve"> PAGEREF _Toc220173086 \h </w:instrText>
             </w:r>
             <w:r>
               <w:rPr>
@@ -1960,7 +1960,7 @@
                 <w:noProof/>
                 <w:webHidden/>
               </w:rPr>
-              <w:t>9</w:t>
+              <w:t>10</w:t>
             </w:r>
             <w:r>
               <w:rPr>
@@ -1986,7 +1986,7 @@
               <w14:ligatures w14:val="standardContextual"/>
             </w:rPr>
           </w:pPr>
-          <w:hyperlink w:anchor="_Toc220113129" w:history="1">
+          <w:hyperlink w:anchor="_Toc220173087" w:history="1">
             <w:r>
               <w:rPr>
                 <w:rStyle w:val="Hyperlink"/>
@@ -2034,7 +2034,7 @@
                 <w:noProof/>
                 <w:webHidden/>
               </w:rPr>
-              <w:instrText xml:space="preserve"> PAGEREF _Toc220113129 \h </w:instrText>
+              <w:instrText xml:space="preserve"> PAGEREF _Toc220173087 \h </w:instrText>
             </w:r>
             <w:r>
               <w:rPr>
@@ -2081,7 +2081,7 @@
               <w14:ligatures w14:val="standardContextual"/>
             </w:rPr>
           </w:pPr>
-          <w:hyperlink w:anchor="_Toc220113130" w:history="1">
+          <w:hyperlink w:anchor="_Toc220173088" w:history="1">
             <w:r>
               <w:rPr>
                 <w:rStyle w:val="Hyperlink"/>
@@ -2108,7 +2108,7 @@
                 <w:noProof/>
                 <w:webHidden/>
               </w:rPr>
-              <w:instrText xml:space="preserve"> PAGEREF _Toc220113130 \h </w:instrText>
+              <w:instrText xml:space="preserve"> PAGEREF _Toc220173088 \h </w:instrText>
             </w:r>
             <w:r>
               <w:rPr>
@@ -2128,7 +2128,7 @@
                 <w:noProof/>
                 <w:webHidden/>
               </w:rPr>
-              <w:t>10</w:t>
+              <w:t>11</w:t>
             </w:r>
             <w:r>
               <w:rPr>
@@ -2155,7 +2155,7 @@
               <w14:ligatures w14:val="standardContextual"/>
             </w:rPr>
           </w:pPr>
-          <w:hyperlink w:anchor="_Toc220113131" w:history="1">
+          <w:hyperlink w:anchor="_Toc220173089" w:history="1">
             <w:r>
               <w:rPr>
                 <w:rStyle w:val="Hyperlink"/>
@@ -2182,7 +2182,7 @@
                 <w:noProof/>
                 <w:webHidden/>
               </w:rPr>
-              <w:instrText xml:space="preserve"> PAGEREF _Toc220113131 \h </w:instrText>
+              <w:instrText xml:space="preserve"> PAGEREF _Toc220173089 \h </w:instrText>
             </w:r>
             <w:r>
               <w:rPr>
@@ -2202,7 +2202,7 @@
                 <w:noProof/>
                 <w:webHidden/>
               </w:rPr>
-              <w:t>10</w:t>
+              <w:t>11</w:t>
             </w:r>
             <w:r>
               <w:rPr>
@@ -2229,7 +2229,7 @@
               <w14:ligatures w14:val="standardContextual"/>
             </w:rPr>
           </w:pPr>
-          <w:hyperlink w:anchor="_Toc220113132" w:history="1">
+          <w:hyperlink w:anchor="_Toc220173090" w:history="1">
             <w:r>
               <w:rPr>
                 <w:rStyle w:val="Hyperlink"/>
@@ -2256,7 +2256,7 @@
                 <w:noProof/>
                 <w:webHidden/>
               </w:rPr>
-              <w:instrText xml:space="preserve"> PAGEREF _Toc220113132 \h </w:instrText>
+              <w:instrText xml:space="preserve"> PAGEREF _Toc220173090 \h </w:instrText>
             </w:r>
             <w:r>
               <w:rPr>
@@ -2303,7 +2303,7 @@
               <w14:ligatures w14:val="standardContextual"/>
             </w:rPr>
           </w:pPr>
-          <w:hyperlink w:anchor="_Toc220113133" w:history="1">
+          <w:hyperlink w:anchor="_Toc220173091" w:history="1">
             <w:r>
               <w:rPr>
                 <w:rStyle w:val="Hyperlink"/>
@@ -2330,7 +2330,7 @@
                 <w:noProof/>
                 <w:webHidden/>
               </w:rPr>
-              <w:instrText xml:space="preserve"> PAGEREF _Toc220113133 \h </w:instrText>
+              <w:instrText xml:space="preserve"> PAGEREF _Toc220173091 \h </w:instrText>
             </w:r>
             <w:r>
               <w:rPr>
@@ -2350,7 +2350,7 @@
                 <w:noProof/>
                 <w:webHidden/>
               </w:rPr>
-              <w:t>11</w:t>
+              <w:t>12</w:t>
             </w:r>
             <w:r>
               <w:rPr>
@@ -2376,7 +2376,7 @@
               <w14:ligatures w14:val="standardContextual"/>
             </w:rPr>
           </w:pPr>
-          <w:hyperlink w:anchor="_Toc220113134" w:history="1">
+          <w:hyperlink w:anchor="_Toc220173092" w:history="1">
             <w:r>
               <w:rPr>
                 <w:rStyle w:val="Hyperlink"/>
@@ -2424,7 +2424,7 @@
                 <w:noProof/>
                 <w:webHidden/>
               </w:rPr>
-              <w:instrText xml:space="preserve"> PAGEREF _Toc220113134 \h </w:instrText>
+              <w:instrText xml:space="preserve"> PAGEREF _Toc220173092 \h </w:instrText>
             </w:r>
             <w:r>
               <w:rPr>
@@ -2444,7 +2444,7 @@
                 <w:noProof/>
                 <w:webHidden/>
               </w:rPr>
-              <w:t>11</w:t>
+              <w:t>12</w:t>
             </w:r>
             <w:r>
               <w:rPr>
@@ -2471,7 +2471,7 @@
               <w14:ligatures w14:val="standardContextual"/>
             </w:rPr>
           </w:pPr>
-          <w:hyperlink w:anchor="_Toc220113135" w:history="1">
+          <w:hyperlink w:anchor="_Toc220173093" w:history="1">
             <w:r>
               <w:rPr>
                 <w:rStyle w:val="Hyperlink"/>
@@ -2498,7 +2498,7 @@
                 <w:noProof/>
                 <w:webHidden/>
               </w:rPr>
-              <w:instrText xml:space="preserve"> PAGEREF _Toc220113135 \h </w:instrText>
+              <w:instrText xml:space="preserve"> PAGEREF _Toc220173093 \h </w:instrText>
             </w:r>
             <w:r>
               <w:rPr>
@@ -2518,7 +2518,7 @@
                 <w:noProof/>
                 <w:webHidden/>
               </w:rPr>
-              <w:t>11</w:t>
+              <w:t>12</w:t>
             </w:r>
             <w:r>
               <w:rPr>
@@ -2545,7 +2545,7 @@
               <w14:ligatures w14:val="standardContextual"/>
             </w:rPr>
           </w:pPr>
-          <w:hyperlink w:anchor="_Toc220113136" w:history="1">
+          <w:hyperlink w:anchor="_Toc220173094" w:history="1">
             <w:r>
               <w:rPr>
                 <w:rStyle w:val="Hyperlink"/>
@@ -2572,7 +2572,7 @@
                 <w:noProof/>
                 <w:webHidden/>
               </w:rPr>
-              <w:instrText xml:space="preserve"> PAGEREF _Toc220113136 \h </w:instrText>
+              <w:instrText xml:space="preserve"> PAGEREF _Toc220173094 \h </w:instrText>
             </w:r>
             <w:r>
               <w:rPr>
@@ -2592,7 +2592,7 @@
                 <w:noProof/>
                 <w:webHidden/>
               </w:rPr>
-              <w:t>12</w:t>
+              <w:t>13</w:t>
             </w:r>
             <w:r>
               <w:rPr>
@@ -2619,7 +2619,7 @@
               <w14:ligatures w14:val="standardContextual"/>
             </w:rPr>
           </w:pPr>
-          <w:hyperlink w:anchor="_Toc220113137" w:history="1">
+          <w:hyperlink w:anchor="_Toc220173095" w:history="1">
             <w:r>
               <w:rPr>
                 <w:rStyle w:val="Hyperlink"/>
@@ -2646,7 +2646,7 @@
                 <w:noProof/>
                 <w:webHidden/>
               </w:rPr>
-              <w:instrText xml:space="preserve"> PAGEREF _Toc220113137 \h </w:instrText>
+              <w:instrText xml:space="preserve"> PAGEREF _Toc220173095 \h </w:instrText>
             </w:r>
             <w:r>
               <w:rPr>
@@ -2666,7 +2666,7 @@
                 <w:noProof/>
                 <w:webHidden/>
               </w:rPr>
-              <w:t>12</w:t>
+              <w:t>13</w:t>
             </w:r>
             <w:r>
               <w:rPr>
@@ -2694,7 +2694,7 @@
               <w14:ligatures w14:val="standardContextual"/>
             </w:rPr>
           </w:pPr>
-          <w:hyperlink w:anchor="_Toc220113138" w:history="1">
+          <w:hyperlink w:anchor="_Toc220173096" w:history="1">
             <w:r>
               <w:rPr>
                 <w:rStyle w:val="Hyperlink"/>
@@ -2721,7 +2721,7 @@
                 <w:noProof/>
                 <w:webHidden/>
               </w:rPr>
-              <w:instrText xml:space="preserve"> PAGEREF _Toc220113138 \h </w:instrText>
+              <w:instrText xml:space="preserve"> PAGEREF _Toc220173096 \h </w:instrText>
             </w:r>
             <w:r>
               <w:rPr>
@@ -2741,7 +2741,7 @@
                 <w:noProof/>
                 <w:webHidden/>
               </w:rPr>
-              <w:t>12</w:t>
+              <w:t>13</w:t>
             </w:r>
             <w:r>
               <w:rPr>
@@ -2769,7 +2769,7 @@
               <w14:ligatures w14:val="standardContextual"/>
             </w:rPr>
           </w:pPr>
-          <w:hyperlink w:anchor="_Toc220113139" w:history="1">
+          <w:hyperlink w:anchor="_Toc220173097" w:history="1">
             <w:r>
               <w:rPr>
                 <w:rStyle w:val="Hyperlink"/>
@@ -2796,7 +2796,7 @@
                 <w:noProof/>
                 <w:webHidden/>
               </w:rPr>
-              <w:instrText xml:space="preserve"> PAGEREF _Toc220113139 \h </w:instrText>
+              <w:instrText xml:space="preserve"> PAGEREF _Toc220173097 \h </w:instrText>
             </w:r>
             <w:r>
               <w:rPr>
@@ -2816,7 +2816,7 @@
                 <w:noProof/>
                 <w:webHidden/>
               </w:rPr>
-              <w:t>13</w:t>
+              <w:t>14</w:t>
             </w:r>
             <w:r>
               <w:rPr>
@@ -2844,7 +2844,7 @@
               <w14:ligatures w14:val="standardContextual"/>
             </w:rPr>
           </w:pPr>
-          <w:hyperlink w:anchor="_Toc220113140" w:history="1">
+          <w:hyperlink w:anchor="_Toc220173098" w:history="1">
             <w:r>
               <w:rPr>
                 <w:rStyle w:val="Hyperlink"/>
@@ -2871,7 +2871,7 @@
                 <w:noProof/>
                 <w:webHidden/>
               </w:rPr>
-              <w:instrText xml:space="preserve"> PAGEREF _Toc220113140 \h </w:instrText>
+              <w:instrText xml:space="preserve"> PAGEREF _Toc220173098 \h </w:instrText>
             </w:r>
             <w:r>
               <w:rPr>
@@ -2891,7 +2891,7 @@
                 <w:noProof/>
                 <w:webHidden/>
               </w:rPr>
-              <w:t>13</w:t>
+              <w:t>14</w:t>
             </w:r>
             <w:r>
               <w:rPr>
@@ -2917,7 +2917,7 @@
               <w14:ligatures w14:val="standardContextual"/>
             </w:rPr>
           </w:pPr>
-          <w:hyperlink w:anchor="_Toc220113141" w:history="1">
+          <w:hyperlink w:anchor="_Toc220173099" w:history="1">
             <w:r>
               <w:rPr>
                 <w:rStyle w:val="Hyperlink"/>
@@ -2965,7 +2965,7 @@
                 <w:noProof/>
                 <w:webHidden/>
               </w:rPr>
-              <w:instrText xml:space="preserve"> PAGEREF _Toc220113141 \h </w:instrText>
+              <w:instrText xml:space="preserve"> PAGEREF _Toc220173099 \h </w:instrText>
             </w:r>
             <w:r>
               <w:rPr>
@@ -2985,7 +2985,7 @@
                 <w:noProof/>
                 <w:webHidden/>
               </w:rPr>
-              <w:t>14</w:t>
+              <w:t>16</w:t>
             </w:r>
             <w:r>
               <w:rPr>
@@ -3011,7 +3011,7 @@
               <w14:ligatures w14:val="standardContextual"/>
             </w:rPr>
           </w:pPr>
-          <w:hyperlink w:anchor="_Toc220113142" w:history="1">
+          <w:hyperlink w:anchor="_Toc220173100" w:history="1">
             <w:r>
               <w:rPr>
                 <w:rStyle w:val="Hyperlink"/>
@@ -3059,7 +3059,7 @@
                 <w:noProof/>
                 <w:webHidden/>
               </w:rPr>
-              <w:instrText xml:space="preserve"> PAGEREF _Toc220113142 \h </w:instrText>
+              <w:instrText xml:space="preserve"> PAGEREF _Toc220173100 \h </w:instrText>
             </w:r>
             <w:r>
               <w:rPr>
@@ -3079,7 +3079,7 @@
                 <w:noProof/>
                 <w:webHidden/>
               </w:rPr>
-              <w:t>15</w:t>
+              <w:t>18</w:t>
             </w:r>
             <w:r>
               <w:rPr>
@@ -3105,7 +3105,7 @@
               <w14:ligatures w14:val="standardContextual"/>
             </w:rPr>
           </w:pPr>
-          <w:hyperlink w:anchor="_Toc220113143" w:history="1">
+          <w:hyperlink w:anchor="_Toc220173101" w:history="1">
             <w:r>
               <w:rPr>
                 <w:rStyle w:val="Hyperlink"/>
@@ -3153,7 +3153,7 @@
                 <w:noProof/>
                 <w:webHidden/>
               </w:rPr>
-              <w:instrText xml:space="preserve"> PAGEREF _Toc220113143 \h </w:instrText>
+              <w:instrText xml:space="preserve"> PAGEREF _Toc220173101 \h </w:instrText>
             </w:r>
             <w:r>
               <w:rPr>
@@ -3173,7 +3173,7 @@
                 <w:noProof/>
                 <w:webHidden/>
               </w:rPr>
-              <w:t>16</w:t>
+              <w:t>19</w:t>
             </w:r>
             <w:r>
               <w:rPr>
@@ -3199,7 +3199,7 @@
               <w14:ligatures w14:val="standardContextual"/>
             </w:rPr>
           </w:pPr>
-          <w:hyperlink w:anchor="_Toc220113144" w:history="1">
+          <w:hyperlink w:anchor="_Toc220173102" w:history="1">
             <w:r>
               <w:rPr>
                 <w:rStyle w:val="Hyperlink"/>
@@ -3247,7 +3247,7 @@
                 <w:noProof/>
                 <w:webHidden/>
               </w:rPr>
-              <w:instrText xml:space="preserve"> PAGEREF _Toc220113144 \h </w:instrText>
+              <w:instrText xml:space="preserve"> PAGEREF _Toc220173102 \h </w:instrText>
             </w:r>
             <w:r>
               <w:rPr>
@@ -3267,7 +3267,7 @@
                 <w:noProof/>
                 <w:webHidden/>
               </w:rPr>
-              <w:t>17</w:t>
+              <w:t>19</w:t>
             </w:r>
             <w:r>
               <w:rPr>
@@ -3331,7 +3331,7 @@
         </w:numPr>
         <w:jc w:val="both"/>
       </w:pPr>
-      <w:bookmarkStart w:id="0" w:name="_Toc220113112"/>
+      <w:bookmarkStart w:id="0" w:name="_Toc220173070"/>
       <w:r>
         <w:t>Abstract</w:t>
       </w:r>
@@ -3380,7 +3380,7 @@
           <w:numId w:val="1"/>
         </w:numPr>
       </w:pPr>
-      <w:bookmarkStart w:id="1" w:name="_Toc220113113"/>
+      <w:bookmarkStart w:id="1" w:name="_Toc220173071"/>
       <w:r>
         <w:t>Introduction</w:t>
       </w:r>
@@ -3451,7 +3451,7 @@
           <w:numId w:val="1"/>
         </w:numPr>
       </w:pPr>
-      <w:bookmarkStart w:id="2" w:name="_Toc220113114"/>
+      <w:bookmarkStart w:id="2" w:name="_Toc220173072"/>
       <w:r>
         <w:t>Problem Statement</w:t>
       </w:r>
@@ -3465,7 +3465,7 @@
           <w:numId w:val="1"/>
         </w:numPr>
       </w:pPr>
-      <w:bookmarkStart w:id="3" w:name="_Toc220113115"/>
+      <w:bookmarkStart w:id="3" w:name="_Toc220173073"/>
       <w:r>
         <w:t>Natural Language to SQL Translation</w:t>
       </w:r>
@@ -3507,7 +3507,7 @@
       <w:r>
         <w:t xml:space="preserve"> </w:t>
       </w:r>
-      <w:bookmarkStart w:id="4" w:name="_Toc220113116"/>
+      <w:bookmarkStart w:id="4" w:name="_Toc220173074"/>
       <w:r>
         <w:t>SQL to NoSQL Translation</w:t>
       </w:r>
@@ -3540,7 +3540,7 @@
           <w:numId w:val="1"/>
         </w:numPr>
       </w:pPr>
-      <w:bookmarkStart w:id="5" w:name="_Toc220113117"/>
+      <w:bookmarkStart w:id="5" w:name="_Toc220173075"/>
       <w:r>
         <w:lastRenderedPageBreak/>
         <w:t>Project Objectives</w:t>
@@ -3690,7 +3690,7 @@
           <w:rFonts w:eastAsiaTheme="minorEastAsia"/>
         </w:rPr>
       </w:pPr>
-      <w:bookmarkStart w:id="6" w:name="_Toc220113118"/>
+      <w:bookmarkStart w:id="6" w:name="_Toc220173076"/>
       <w:r>
         <w:rPr>
           <w:rFonts w:eastAsiaTheme="minorEastAsia"/>
@@ -3714,7 +3714,7 @@
           <w:szCs w:val="27"/>
         </w:rPr>
       </w:pPr>
-      <w:bookmarkStart w:id="7" w:name="_Toc220113119"/>
+      <w:bookmarkStart w:id="7" w:name="_Toc220173077"/>
       <w:r>
         <w:rPr>
           <w:rStyle w:val="Strong"/>
@@ -3745,7 +3745,7 @@
       <w:pPr>
         <w:pStyle w:val="Heading2"/>
       </w:pPr>
-      <w:bookmarkStart w:id="8" w:name="_Toc220113120"/>
+      <w:bookmarkStart w:id="8" w:name="_Toc220173078"/>
       <w:r>
         <w:rPr>
           <w:rStyle w:val="Strong"/>
@@ -3803,7 +3803,7 @@
       <w:pPr>
         <w:pStyle w:val="Heading2"/>
       </w:pPr>
-      <w:bookmarkStart w:id="9" w:name="_Toc220113121"/>
+      <w:bookmarkStart w:id="9" w:name="_Toc220173079"/>
       <w:r>
         <w:rPr>
           <w:rStyle w:val="Strong"/>
@@ -3850,7 +3850,7 @@
       <w:pPr>
         <w:pStyle w:val="Heading2"/>
       </w:pPr>
-      <w:bookmarkStart w:id="10" w:name="_Toc220113122"/>
+      <w:bookmarkStart w:id="10" w:name="_Toc220173080"/>
       <w:r>
         <w:rPr>
           <w:rStyle w:val="Strong"/>
@@ -3907,7 +3907,7 @@
           <w:rFonts w:eastAsiaTheme="minorEastAsia"/>
         </w:rPr>
       </w:pPr>
-      <w:bookmarkStart w:id="11" w:name="_Toc220113123"/>
+      <w:bookmarkStart w:id="11" w:name="_Toc220173081"/>
       <w:r>
         <w:rPr>
           <w:rFonts w:eastAsiaTheme="minorEastAsia"/>
@@ -3925,7 +3925,7 @@
           <w:szCs w:val="27"/>
         </w:rPr>
       </w:pPr>
-      <w:bookmarkStart w:id="12" w:name="_Toc220113124"/>
+      <w:bookmarkStart w:id="12" w:name="_Toc220173082"/>
       <w:r>
         <w:rPr>
           <w:rStyle w:val="Strong"/>
@@ -3986,9 +3986,112 @@
     </w:p>
     <w:p>
       <w:pPr>
+        <w:pStyle w:val="NormalWeb"/>
+        <w:rPr>
+          <w:rFonts w:asciiTheme="minorHAnsi" w:eastAsiaTheme="minorEastAsia" w:hAnsiTheme="minorHAnsi" w:cstheme="minorBidi"/>
+          <w:lang w:eastAsia="en-US"/>
+        </w:rPr>
+      </w:pPr>
+    </w:p>
+    <w:p>
+      <w:pPr>
+        <w:pStyle w:val="NormalWeb"/>
+        <w:rPr>
+          <w:rFonts w:asciiTheme="minorHAnsi" w:eastAsiaTheme="minorEastAsia" w:hAnsiTheme="minorHAnsi" w:cstheme="minorBidi"/>
+          <w:lang w:eastAsia="en-US"/>
+        </w:rPr>
+      </w:pPr>
+      <w:r>
+        <w:rPr>
+          <w:rFonts w:asciiTheme="minorHAnsi" w:eastAsiaTheme="minorEastAsia" w:hAnsiTheme="minorHAnsi" w:cstheme="minorBidi"/>
+          <w:lang w:eastAsia="en-US"/>
+        </w:rPr>
+        <w:drawing>
+          <wp:inline distT="0" distB="0" distL="0" distR="0" wp14:anchorId="5BE8FE79" wp14:editId="465025F6">
+            <wp:extent cx="5731510" cy="2156460"/>
+            <wp:effectExtent l="0" t="0" r="0" b="2540"/>
+            <wp:docPr id="10" name="Picture 9" descr="A diagram of a company&#10;&#10;AI-generated content may be incorrect.">
+              <a:extLst xmlns:a="http://schemas.openxmlformats.org/drawingml/2006/main">
+                <a:ext uri="{FF2B5EF4-FFF2-40B4-BE49-F238E27FC236}">
+                  <a16:creationId xmlns:a16="http://schemas.microsoft.com/office/drawing/2014/main" id="{978F8838-C51C-4E35-63FB-0F620BC754DB}"/>
+                </a:ext>
+              </a:extLst>
+            </wp:docPr>
+            <wp:cNvGraphicFramePr>
+              <a:graphicFrameLocks xmlns:a="http://schemas.openxmlformats.org/drawingml/2006/main" noChangeAspect="1"/>
+            </wp:cNvGraphicFramePr>
+            <a:graphic xmlns:a="http://schemas.openxmlformats.org/drawingml/2006/main">
+              <a:graphicData uri="http://schemas.openxmlformats.org/drawingml/2006/picture">
+                <pic:pic xmlns:pic="http://schemas.openxmlformats.org/drawingml/2006/picture">
+                  <pic:nvPicPr>
+                    <pic:cNvPr id="10" name="Picture 9" descr="A diagram of a company&#10;&#10;AI-generated content may be incorrect.">
+                      <a:extLst>
+                        <a:ext uri="{FF2B5EF4-FFF2-40B4-BE49-F238E27FC236}">
+                          <a16:creationId xmlns:a16="http://schemas.microsoft.com/office/drawing/2014/main" id="{978F8838-C51C-4E35-63FB-0F620BC754DB}"/>
+                        </a:ext>
+                      </a:extLst>
+                    </pic:cNvPr>
+                    <pic:cNvPicPr>
+                      <a:picLocks noChangeAspect="1"/>
+                    </pic:cNvPicPr>
+                  </pic:nvPicPr>
+                  <pic:blipFill>
+                    <a:blip r:embed="rId9"/>
+                    <a:stretch>
+                      <a:fillRect/>
+                    </a:stretch>
+                  </pic:blipFill>
+                  <pic:spPr>
+                    <a:xfrm>
+                      <a:off x="0" y="0"/>
+                      <a:ext cx="5731510" cy="2156460"/>
+                    </a:xfrm>
+                    <a:prstGeom prst="rect">
+                      <a:avLst/>
+                    </a:prstGeom>
+                  </pic:spPr>
+                </pic:pic>
+              </a:graphicData>
+            </a:graphic>
+          </wp:inline>
+        </w:drawing>
+      </w:r>
+    </w:p>
+    <w:p>
+      <w:pPr>
+        <w:pStyle w:val="NormalWeb"/>
+        <w:jc w:val="center"/>
+        <w:rPr>
+          <w:rFonts w:asciiTheme="minorHAnsi" w:eastAsiaTheme="minorEastAsia" w:hAnsiTheme="minorHAnsi" w:cstheme="minorBidi"/>
+          <w:sz w:val="18"/>
+          <w:szCs w:val="18"/>
+          <w:lang w:eastAsia="en-US"/>
+        </w:rPr>
+      </w:pPr>
+      <w:r>
+        <w:rPr>
+          <w:rFonts w:asciiTheme="minorHAnsi" w:eastAsiaTheme="minorEastAsia" w:hAnsiTheme="minorHAnsi" w:cstheme="minorBidi"/>
+          <w:sz w:val="18"/>
+          <w:szCs w:val="18"/>
+          <w:lang w:eastAsia="en-US"/>
+        </w:rPr>
+        <w:t>Link to paper : https://arxiv.org/pdf/2410.06011</w:t>
+      </w:r>
+    </w:p>
+    <w:p>
+      <w:pPr>
+        <w:pStyle w:val="NormalWeb"/>
+        <w:rPr>
+          <w:rFonts w:asciiTheme="minorHAnsi" w:eastAsiaTheme="minorEastAsia" w:hAnsiTheme="minorHAnsi" w:cstheme="minorBidi"/>
+          <w:lang w:eastAsia="en-US"/>
+        </w:rPr>
+      </w:pPr>
+    </w:p>
+    <w:p>
+      <w:pPr>
         <w:pStyle w:val="Heading2"/>
       </w:pPr>
-      <w:bookmarkStart w:id="13" w:name="_Toc220113125"/>
+      <w:bookmarkStart w:id="13" w:name="_Toc220173083"/>
       <w:r>
         <w:rPr>
           <w:rStyle w:val="Strong"/>
@@ -4028,6 +4131,7 @@
           <w:rFonts w:asciiTheme="minorHAnsi" w:eastAsiaTheme="minorEastAsia" w:hAnsiTheme="minorHAnsi" w:cstheme="minorBidi"/>
           <w:lang w:eastAsia="en-US"/>
         </w:rPr>
+        <w:lastRenderedPageBreak/>
         <w:t>In sequence-based models, the question and schema are tokenized and encoded using recurrent neural networks. The decoder generates SQL queries token by token, relying solely on learned sequence patterns. Transformer-based models improve upon this by applying self-attention mechanisms that allow the model to align relevant schema elements with parts of the user query.</w:t>
       </w:r>
     </w:p>
@@ -4164,7 +4268,6 @@
           <w:rFonts w:asciiTheme="minorHAnsi" w:eastAsiaTheme="minorEastAsia" w:hAnsiTheme="minorHAnsi" w:cstheme="minorBidi"/>
           <w:lang w:eastAsia="en-US"/>
         </w:rPr>
-        <w:lastRenderedPageBreak/>
         <w:t>Autoregressive SQL generation</w:t>
       </w:r>
     </w:p>
@@ -4236,7 +4339,7 @@
                     <pic:cNvPicPr/>
                   </pic:nvPicPr>
                   <pic:blipFill>
-                    <a:blip r:embed="rId9" cstate="print">
+                    <a:blip r:embed="rId10" cstate="print">
                       <a:extLst>
                         <a:ext uri="{28A0092B-C50C-407E-A947-70E740481C1C}">
                           <a14:useLocalDpi xmlns:a14="http://schemas.microsoft.com/office/drawing/2010/main" val="0"/>
@@ -4268,7 +4371,7 @@
       <w:pPr>
         <w:pStyle w:val="Heading2"/>
       </w:pPr>
-      <w:bookmarkStart w:id="14" w:name="_Toc220113126"/>
+      <w:bookmarkStart w:id="14" w:name="_Toc220173084"/>
       <w:r>
         <w:rPr>
           <w:rStyle w:val="Strong"/>
@@ -4326,6 +4429,7 @@
           <w:sz w:val="24"/>
           <w:szCs w:val="24"/>
         </w:rPr>
+        <w:lastRenderedPageBreak/>
         <w:t>While this approach ensures syntactic correctness for simple queries, it lacks flexibility and scalability. Complex queries involving nested subqueries, multiple joins, or conditional aggregations require handcrafted rules, which are difficult to maintain and extend. Furthermore, rule-based methods assume fixed schema knowledge and fail to generalize across different database structures.</w:t>
       </w:r>
     </w:p>
@@ -4460,7 +4564,6 @@
           <w:sz w:val="24"/>
           <w:szCs w:val="24"/>
         </w:rPr>
-        <w:lastRenderedPageBreak/>
         <w:t>Optional execution for validation</w:t>
       </w:r>
     </w:p>
@@ -4486,7 +4589,7 @@
                     <pic:cNvPicPr/>
                   </pic:nvPicPr>
                   <pic:blipFill>
-                    <a:blip r:embed="rId10" cstate="print">
+                    <a:blip r:embed="rId11" cstate="print">
                       <a:extLst>
                         <a:ext uri="{28A0092B-C50C-407E-A947-70E740481C1C}">
                           <a14:useLocalDpi xmlns:a14="http://schemas.microsoft.com/office/drawing/2010/main" val="0"/>
@@ -4519,7 +4622,7 @@
       <w:pPr>
         <w:pStyle w:val="Heading2"/>
       </w:pPr>
-      <w:bookmarkStart w:id="15" w:name="_Toc220113127"/>
+      <w:bookmarkStart w:id="15" w:name="_Toc220173085"/>
       <w:r>
         <w:rPr>
           <w:rStyle w:val="Strong"/>
@@ -4559,8 +4662,123 @@
           <w:rFonts w:asciiTheme="minorHAnsi" w:eastAsiaTheme="minorEastAsia" w:hAnsiTheme="minorHAnsi" w:cstheme="minorBidi"/>
           <w:lang w:eastAsia="en-US"/>
         </w:rPr>
+        <w:lastRenderedPageBreak/>
         <w:t>The pipeline begins with the extraction of relational schema metadata, including table names, column names, data types, and primary–foreign key relationships. This schema information is stored in a retrievable format and dynamically injected into the LLM prompt at inference time. By providing schema context, the model is guided toward generating MongoDB pipelines that reflect the actual database structure.</w:t>
       </w:r>
+    </w:p>
+    <w:p>
+      <w:pPr>
+        <w:pStyle w:val="NormalWeb"/>
+        <w:rPr>
+          <w:rFonts w:asciiTheme="minorHAnsi" w:eastAsiaTheme="minorEastAsia" w:hAnsiTheme="minorHAnsi" w:cstheme="minorBidi"/>
+          <w:lang w:eastAsia="en-US"/>
+        </w:rPr>
+      </w:pPr>
+      <w:r>
+        <w:rPr>
+          <w:rFonts w:asciiTheme="minorHAnsi" w:eastAsiaTheme="minorEastAsia" w:hAnsiTheme="minorHAnsi" w:cstheme="minorBidi"/>
+          <w:lang w:eastAsia="en-US"/>
+        </w:rPr>
+        <w:drawing>
+          <wp:inline distT="0" distB="0" distL="0" distR="0" wp14:anchorId="3C6F8AB5" wp14:editId="760B8BE5">
+            <wp:extent cx="5731510" cy="2039620"/>
+            <wp:effectExtent l="0" t="0" r="0" b="5080"/>
+            <wp:docPr id="4" name="Picture 3" descr="A screenshot of a computer&#10;&#10;AI-generated content may be incorrect.">
+              <a:extLst xmlns:a="http://schemas.openxmlformats.org/drawingml/2006/main">
+                <a:ext uri="{FF2B5EF4-FFF2-40B4-BE49-F238E27FC236}">
+                  <a16:creationId xmlns:a16="http://schemas.microsoft.com/office/drawing/2014/main" id="{C3E36AF7-5248-0C12-0B1D-FE8CA6386BB9}"/>
+                </a:ext>
+              </a:extLst>
+            </wp:docPr>
+            <wp:cNvGraphicFramePr>
+              <a:graphicFrameLocks xmlns:a="http://schemas.openxmlformats.org/drawingml/2006/main" noChangeAspect="1"/>
+            </wp:cNvGraphicFramePr>
+            <a:graphic xmlns:a="http://schemas.openxmlformats.org/drawingml/2006/main">
+              <a:graphicData uri="http://schemas.openxmlformats.org/drawingml/2006/picture">
+                <pic:pic xmlns:pic="http://schemas.openxmlformats.org/drawingml/2006/picture">
+                  <pic:nvPicPr>
+                    <pic:cNvPr id="4" name="Picture 3" descr="A screenshot of a computer&#10;&#10;AI-generated content may be incorrect.">
+                      <a:extLst>
+                        <a:ext uri="{FF2B5EF4-FFF2-40B4-BE49-F238E27FC236}">
+                          <a16:creationId xmlns:a16="http://schemas.microsoft.com/office/drawing/2014/main" id="{C3E36AF7-5248-0C12-0B1D-FE8CA6386BB9}"/>
+                        </a:ext>
+                      </a:extLst>
+                    </pic:cNvPr>
+                    <pic:cNvPicPr>
+                      <a:picLocks noChangeAspect="1"/>
+                    </pic:cNvPicPr>
+                  </pic:nvPicPr>
+                  <pic:blipFill>
+                    <a:blip r:embed="rId12"/>
+                    <a:stretch>
+                      <a:fillRect/>
+                    </a:stretch>
+                  </pic:blipFill>
+                  <pic:spPr>
+                    <a:xfrm>
+                      <a:off x="0" y="0"/>
+                      <a:ext cx="5731510" cy="2039620"/>
+                    </a:xfrm>
+                    <a:prstGeom prst="rect">
+                      <a:avLst/>
+                    </a:prstGeom>
+                  </pic:spPr>
+                </pic:pic>
+              </a:graphicData>
+            </a:graphic>
+          </wp:inline>
+        </w:drawing>
+      </w:r>
+    </w:p>
+    <w:p>
+      <w:pPr>
+        <w:pStyle w:val="NormalWeb"/>
+        <w:jc w:val="center"/>
+        <w:rPr>
+          <w:rFonts w:asciiTheme="minorHAnsi" w:eastAsiaTheme="minorEastAsia" w:hAnsiTheme="minorHAnsi" w:cstheme="minorBidi"/>
+          <w:sz w:val="20"/>
+          <w:szCs w:val="20"/>
+          <w:lang w:eastAsia="en-US"/>
+        </w:rPr>
+      </w:pPr>
+      <w:r>
+        <w:rPr>
+          <w:rFonts w:asciiTheme="minorHAnsi" w:eastAsiaTheme="minorEastAsia" w:hAnsiTheme="minorHAnsi" w:cstheme="minorBidi"/>
+          <w:sz w:val="20"/>
+          <w:szCs w:val="20"/>
+          <w:lang w:eastAsia="en-US"/>
+        </w:rPr>
+        <w:t xml:space="preserve">Link to </w:t>
+      </w:r>
+      <w:proofErr w:type="gramStart"/>
+      <w:r>
+        <w:rPr>
+          <w:rFonts w:asciiTheme="minorHAnsi" w:eastAsiaTheme="minorEastAsia" w:hAnsiTheme="minorHAnsi" w:cstheme="minorBidi"/>
+          <w:sz w:val="20"/>
+          <w:szCs w:val="20"/>
+          <w:lang w:eastAsia="en-US"/>
+        </w:rPr>
+        <w:t>paper :</w:t>
+      </w:r>
+      <w:proofErr w:type="gramEnd"/>
+      <w:r>
+        <w:rPr>
+          <w:rFonts w:asciiTheme="minorHAnsi" w:eastAsiaTheme="minorEastAsia" w:hAnsiTheme="minorHAnsi" w:cstheme="minorBidi"/>
+          <w:sz w:val="20"/>
+          <w:szCs w:val="20"/>
+          <w:lang w:eastAsia="en-US"/>
+        </w:rPr>
+        <w:t xml:space="preserve"> https://arxiv.org/pdf/2502.11201</w:t>
+      </w:r>
+    </w:p>
+    <w:p>
+      <w:pPr>
+        <w:pStyle w:val="NormalWeb"/>
+        <w:rPr>
+          <w:rFonts w:asciiTheme="minorHAnsi" w:eastAsiaTheme="minorEastAsia" w:hAnsiTheme="minorHAnsi" w:cstheme="minorBidi"/>
+          <w:lang w:eastAsia="en-US"/>
+        </w:rPr>
+      </w:pPr>
     </w:p>
     <w:p>
       <w:pPr>
@@ -4629,7 +4847,6 @@
           <w:rFonts w:asciiTheme="minorHAnsi" w:eastAsiaTheme="minorEastAsia" w:hAnsiTheme="minorHAnsi" w:cstheme="minorBidi"/>
           <w:lang w:eastAsia="en-US"/>
         </w:rPr>
-        <w:lastRenderedPageBreak/>
         <w:t>SQL query input</w:t>
       </w:r>
     </w:p>
@@ -4768,6 +4985,7 @@
           <w:noProof/>
           <w14:ligatures w14:val="standardContextual"/>
         </w:rPr>
+        <w:lastRenderedPageBreak/>
         <w:drawing>
           <wp:inline distT="0" distB="0" distL="0" distR="0" wp14:anchorId="01CC5154" wp14:editId="0C7819AF">
             <wp:extent cx="5731510" cy="1297305"/>
@@ -4784,7 +5002,7 @@
                     <pic:cNvPicPr/>
                   </pic:nvPicPr>
                   <pic:blipFill>
-                    <a:blip r:embed="rId11" cstate="print">
+                    <a:blip r:embed="rId13" cstate="print">
                       <a:extLst>
                         <a:ext uri="{28A0092B-C50C-407E-A947-70E740481C1C}">
                           <a14:useLocalDpi xmlns:a14="http://schemas.microsoft.com/office/drawing/2010/main" val="0"/>
@@ -4824,6 +5042,28 @@
     </w:p>
     <w:p>
       <w:pPr>
+        <w:pStyle w:val="NormalWeb"/>
+        <w:rPr>
+          <w:rFonts w:asciiTheme="minorHAnsi" w:eastAsiaTheme="minorEastAsia" w:hAnsiTheme="minorHAnsi" w:cstheme="minorBidi"/>
+          <w:sz w:val="28"/>
+          <w:szCs w:val="28"/>
+          <w:lang w:eastAsia="en-US"/>
+        </w:rPr>
+      </w:pPr>
+    </w:p>
+    <w:p>
+      <w:pPr>
+        <w:pStyle w:val="NormalWeb"/>
+        <w:rPr>
+          <w:rFonts w:asciiTheme="minorHAnsi" w:eastAsiaTheme="minorEastAsia" w:hAnsiTheme="minorHAnsi" w:cstheme="minorBidi"/>
+          <w:sz w:val="28"/>
+          <w:szCs w:val="28"/>
+          <w:lang w:eastAsia="en-US"/>
+        </w:rPr>
+      </w:pPr>
+    </w:p>
+    <w:p>
+      <w:pPr>
         <w:pStyle w:val="Heading2"/>
         <w:rPr>
           <w:rStyle w:val="Strong"/>
@@ -4831,7 +5071,7 @@
           <w:bCs w:val="0"/>
         </w:rPr>
       </w:pPr>
-      <w:bookmarkStart w:id="16" w:name="_Toc220113128"/>
+      <w:bookmarkStart w:id="16" w:name="_Toc220173086"/>
       <w:r>
         <w:rPr>
           <w:rStyle w:val="Strong"/>
@@ -5851,12 +6091,11 @@
           <w:rFonts w:eastAsiaTheme="minorEastAsia"/>
         </w:rPr>
       </w:pPr>
-      <w:bookmarkStart w:id="17" w:name="_Toc220113129"/>
+      <w:bookmarkStart w:id="17" w:name="_Toc220173087"/>
       <w:r>
         <w:rPr>
           <w:rFonts w:eastAsiaTheme="minorEastAsia"/>
         </w:rPr>
-        <w:lastRenderedPageBreak/>
         <w:t>Datasets Used</w:t>
       </w:r>
       <w:bookmarkEnd w:id="17"/>
@@ -5876,7 +6115,15 @@
           <w:rFonts w:asciiTheme="minorHAnsi" w:eastAsiaTheme="minorEastAsia" w:hAnsiTheme="minorHAnsi" w:cstheme="minorBidi"/>
           <w:lang w:eastAsia="en-US"/>
         </w:rPr>
-        <w:t>The evaluation of structured query generation models requires datasets that capture varying levels of query complexity, schema diversity, and execution semantics. To ensure comprehensive analysis, this project uses multiple datasets that together represent both simplified academic benchmarks and realistic production-oriented workloads</w:t>
+        <w:t xml:space="preserve">The evaluation of structured query generation models requires datasets that capture varying levels of query complexity, schema diversity, and execution semantics. To ensure comprehensive analysis, this project uses multiple datasets that together </w:t>
+      </w:r>
+      <w:r>
+        <w:rPr>
+          <w:rFonts w:asciiTheme="minorHAnsi" w:eastAsiaTheme="minorEastAsia" w:hAnsiTheme="minorHAnsi" w:cstheme="minorBidi"/>
+          <w:lang w:eastAsia="en-US"/>
+        </w:rPr>
+        <w:lastRenderedPageBreak/>
+        <w:t>represent both simplified academic benchmarks and realistic production-oriented workloads</w:t>
       </w:r>
       <w:r>
         <w:rPr>
@@ -5892,7 +6139,7 @@
       <w:pPr>
         <w:pStyle w:val="Heading2"/>
       </w:pPr>
-      <w:bookmarkStart w:id="18" w:name="_Toc220113130"/>
+      <w:bookmarkStart w:id="18" w:name="_Toc220173088"/>
       <w:r>
         <w:rPr>
           <w:rStyle w:val="Strong"/>
@@ -5955,7 +6202,7 @@
       <w:pPr>
         <w:pStyle w:val="Heading2"/>
       </w:pPr>
-      <w:bookmarkStart w:id="19" w:name="_Toc220113131"/>
+      <w:bookmarkStart w:id="19" w:name="_Toc220173089"/>
       <w:r>
         <w:rPr>
           <w:rStyle w:val="Strong"/>
@@ -6034,32 +6281,39 @@
       <w:pPr>
         <w:pStyle w:val="Heading2"/>
       </w:pPr>
-      <w:bookmarkStart w:id="20" w:name="_Toc220113132"/>
+      <w:bookmarkStart w:id="20" w:name="_Toc220173090"/>
       <w:r>
         <w:rPr>
           <w:rStyle w:val="Strong"/>
           <w:b w:val="0"/>
           <w:bCs w:val="0"/>
         </w:rPr>
+        <w:t>7.3 BirdBench Dataset</w:t>
+      </w:r>
+      <w:bookmarkEnd w:id="20"/>
+    </w:p>
+    <w:p>
+      <w:pPr>
+        <w:pStyle w:val="NormalWeb"/>
+        <w:rPr>
+          <w:rFonts w:asciiTheme="minorHAnsi" w:eastAsiaTheme="minorEastAsia" w:hAnsiTheme="minorHAnsi" w:cstheme="minorBidi"/>
+          <w:lang w:eastAsia="en-US"/>
+        </w:rPr>
+      </w:pPr>
+      <w:r>
+        <w:rPr>
+          <w:rFonts w:asciiTheme="minorHAnsi" w:eastAsiaTheme="minorEastAsia" w:hAnsiTheme="minorHAnsi" w:cstheme="minorBidi"/>
+          <w:lang w:eastAsia="en-US"/>
+        </w:rPr>
+        <w:t xml:space="preserve">BirdBench is an execution-centric benchmark designed to evaluate semantic correctness rather than syntactic similarity. Unlike traditional Text-to-SQL datasets, BirdBench focuses on validating query outputs by executing them on real database engines and comparing results. It supports multiple database systems, including </w:t>
+      </w:r>
+      <w:r>
+        <w:rPr>
+          <w:rFonts w:asciiTheme="minorHAnsi" w:eastAsiaTheme="minorEastAsia" w:hAnsiTheme="minorHAnsi" w:cstheme="minorBidi"/>
+          <w:lang w:eastAsia="en-US"/>
+        </w:rPr>
         <w:lastRenderedPageBreak/>
-        <w:t>7.3 BirdBench Dataset</w:t>
-      </w:r>
-      <w:bookmarkEnd w:id="20"/>
-    </w:p>
-    <w:p>
-      <w:pPr>
-        <w:pStyle w:val="NormalWeb"/>
-        <w:rPr>
-          <w:rFonts w:asciiTheme="minorHAnsi" w:eastAsiaTheme="minorEastAsia" w:hAnsiTheme="minorHAnsi" w:cstheme="minorBidi"/>
-          <w:lang w:eastAsia="en-US"/>
-        </w:rPr>
-      </w:pPr>
-      <w:r>
-        <w:rPr>
-          <w:rFonts w:asciiTheme="minorHAnsi" w:eastAsiaTheme="minorEastAsia" w:hAnsiTheme="minorHAnsi" w:cstheme="minorBidi"/>
-          <w:lang w:eastAsia="en-US"/>
-        </w:rPr>
-        <w:t>BirdBench is an execution-centric benchmark designed to evaluate semantic correctness rather than syntactic similarity. Unlike traditional Text-to-SQL datasets, BirdBench focuses on validating query outputs by executing them on real database engines and comparing results. It supports multiple database systems, including SQLite, PostgreSQL, and MySQL, and includes queries that reflect real-world analytical workloads.</w:t>
+        <w:t>SQLite, PostgreSQL, and MySQL, and includes queries that reflect real-world analytical workloads.</w:t>
       </w:r>
     </w:p>
     <w:p>
@@ -6125,7 +6379,7 @@
       <w:pPr>
         <w:pStyle w:val="Heading2"/>
       </w:pPr>
-      <w:bookmarkStart w:id="21" w:name="_Toc220113133"/>
+      <w:bookmarkStart w:id="21" w:name="_Toc220173091"/>
       <w:r>
         <w:rPr>
           <w:rStyle w:val="Strong"/>
@@ -6163,7 +6417,7 @@
           <w:rFonts w:eastAsiaTheme="minorEastAsia"/>
         </w:rPr>
       </w:pPr>
-      <w:bookmarkStart w:id="22" w:name="_Toc220113134"/>
+      <w:bookmarkStart w:id="22" w:name="_Toc220173092"/>
       <w:r>
         <w:rPr>
           <w:rFonts w:eastAsiaTheme="minorEastAsia"/>
@@ -6181,7 +6435,7 @@
           <w:szCs w:val="36"/>
         </w:rPr>
       </w:pPr>
-      <w:bookmarkStart w:id="23" w:name="_Toc220113135"/>
+      <w:bookmarkStart w:id="23" w:name="_Toc220173093"/>
       <w:r>
         <w:rPr>
           <w:rStyle w:val="Strong"/>
@@ -6249,15 +6503,7 @@
           <w:lang w:eastAsia="en-US"/>
         </w:rPr>
         <w:br/>
-        <w:t xml:space="preserve">Execution accuracy evaluates whether the generated SQL query produces the same result as the reference query when executed on the database. This metric </w:t>
-      </w:r>
-      <w:r>
-        <w:rPr>
-          <w:rFonts w:asciiTheme="minorHAnsi" w:eastAsiaTheme="minorEastAsia" w:hAnsiTheme="minorHAnsi" w:cstheme="minorBidi"/>
-          <w:lang w:eastAsia="en-US"/>
-        </w:rPr>
-        <w:lastRenderedPageBreak/>
-        <w:t>directly captures semantic correctness and is more reliable than exact match accuracy, especially for complex queries.</w:t>
+        <w:t>Execution accuracy evaluates whether the generated SQL query produces the same result as the reference query when executed on the database. This metric directly captures semantic correctness and is more reliable than exact match accuracy, especially for complex queries.</w:t>
       </w:r>
     </w:p>
     <w:p>
@@ -6311,6 +6557,7 @@
           <w:bCs/>
           <w:lang w:eastAsia="en-US"/>
         </w:rPr>
+        <w:lastRenderedPageBreak/>
         <w:t>Valid Efficiency Score</w:t>
       </w:r>
       <w:r>
@@ -6333,7 +6580,7 @@
           <w:rStyle w:val="Strong"/>
         </w:rPr>
       </w:pPr>
-      <w:bookmarkStart w:id="24" w:name="_Toc220113136"/>
+      <w:bookmarkStart w:id="24" w:name="_Toc220173094"/>
       <w:r>
         <w:rPr>
           <w:rStyle w:val="Strong"/>
@@ -6448,7 +6695,7 @@
           <w:bCs w:val="0"/>
         </w:rPr>
       </w:pPr>
-      <w:bookmarkStart w:id="25" w:name="_Toc220113137"/>
+      <w:bookmarkStart w:id="25" w:name="_Toc220173095"/>
       <w:r>
         <w:rPr>
           <w:rStyle w:val="Strong"/>
@@ -6463,7 +6710,7 @@
       <w:pPr>
         <w:pStyle w:val="Heading3"/>
       </w:pPr>
-      <w:bookmarkStart w:id="26" w:name="_Toc220113138"/>
+      <w:bookmarkStart w:id="26" w:name="_Toc220173096"/>
       <w:r>
         <w:t>Text 2 SQL</w:t>
       </w:r>
@@ -7204,23 +7451,23 @@
           <w:rFonts w:asciiTheme="minorHAnsi" w:eastAsiaTheme="minorEastAsia" w:hAnsiTheme="minorHAnsi" w:cstheme="minorBidi"/>
           <w:lang w:eastAsia="en-US"/>
         </w:rPr>
+        <w:t>The LSTM-based SQLNet model performs poorly across all evaluation metrics. Its low execution accuracy highlights the inability of sequence-only models to capture complex schema relationships, particularly in multi-table queries. This confirms the limitations of early Text-to-SQL approaches when applied to realistic datasets.</w:t>
+      </w:r>
+    </w:p>
+    <w:p>
+      <w:pPr>
+        <w:pStyle w:val="NormalWeb"/>
+        <w:rPr>
+          <w:rFonts w:asciiTheme="minorHAnsi" w:eastAsiaTheme="minorEastAsia" w:hAnsiTheme="minorHAnsi" w:cstheme="minorBidi"/>
+          <w:lang w:eastAsia="en-US"/>
+        </w:rPr>
+      </w:pPr>
+      <w:r>
+        <w:rPr>
+          <w:rFonts w:asciiTheme="minorHAnsi" w:eastAsiaTheme="minorEastAsia" w:hAnsiTheme="minorHAnsi" w:cstheme="minorBidi"/>
+          <w:lang w:eastAsia="en-US"/>
+        </w:rPr>
         <w:lastRenderedPageBreak/>
-        <w:t>The LSTM-based SQLNet model performs poorly across all evaluation metrics. Its low execution accuracy highlights the inability of sequence-only models to capture complex schema relationships, particularly in multi-table queries. This confirms the limitations of early Text-to-SQL approaches when applied to realistic datasets.</w:t>
-      </w:r>
-    </w:p>
-    <w:p>
-      <w:pPr>
-        <w:pStyle w:val="NormalWeb"/>
-        <w:rPr>
-          <w:rFonts w:asciiTheme="minorHAnsi" w:eastAsiaTheme="minorEastAsia" w:hAnsiTheme="minorHAnsi" w:cstheme="minorBidi"/>
-          <w:lang w:eastAsia="en-US"/>
-        </w:rPr>
-      </w:pPr>
-      <w:r>
-        <w:rPr>
-          <w:rFonts w:asciiTheme="minorHAnsi" w:eastAsiaTheme="minorEastAsia" w:hAnsiTheme="minorHAnsi" w:cstheme="minorBidi"/>
-          <w:lang w:eastAsia="en-US"/>
-        </w:rPr>
         <w:t xml:space="preserve">Transformer-based models demonstrate substantial improvements. The fine-tuned T5 model shows a significant increase in execution accuracy, indicating that attention-based mechanisms enable better alignment between user questions and schema elements. The </w:t>
       </w:r>
       <w:proofErr w:type="spellStart"/>
@@ -7278,7 +7525,7 @@
       <w:pPr>
         <w:pStyle w:val="Heading3"/>
       </w:pPr>
-      <w:bookmarkStart w:id="27" w:name="_Toc220113139"/>
+      <w:bookmarkStart w:id="27" w:name="_Toc220173097"/>
       <w:r>
         <w:t>S</w:t>
       </w:r>
@@ -7540,7 +7787,7 @@
       <w:pPr>
         <w:pStyle w:val="Heading3"/>
       </w:pPr>
-      <w:bookmarkStart w:id="28" w:name="_Toc220113140"/>
+      <w:bookmarkStart w:id="28" w:name="_Toc220173098"/>
       <w:r>
         <w:t>SQL-to-NoSQL Evaluation Results (LLM-Based Models)</w:t>
       </w:r>
@@ -7598,7 +7845,6 @@
                 <w:sz w:val="24"/>
                 <w:szCs w:val="24"/>
               </w:rPr>
-              <w:lastRenderedPageBreak/>
               <w:t>Model</w:t>
             </w:r>
           </w:p>
@@ -8021,6 +8267,7 @@
                 <w:sz w:val="20"/>
                 <w:szCs w:val="20"/>
               </w:rPr>
+              <w:lastRenderedPageBreak/>
               <w:t>LLM + RAG (Schema + Join Templates)</w:t>
             </w:r>
           </w:p>
@@ -8185,6 +8432,107 @@
     </w:p>
     <w:p>
       <w:pPr>
+        <w:pStyle w:val="NormalWeb"/>
+        <w:rPr>
+          <w:rFonts w:asciiTheme="minorHAnsi" w:eastAsiaTheme="minorEastAsia" w:hAnsiTheme="minorHAnsi" w:cstheme="minorBidi"/>
+          <w:lang w:eastAsia="en-US"/>
+        </w:rPr>
+      </w:pPr>
+      <w:r>
+        <w:rPr>
+          <w:rFonts w:asciiTheme="minorHAnsi" w:eastAsiaTheme="minorEastAsia" w:hAnsiTheme="minorHAnsi" w:cstheme="minorBidi"/>
+          <w:lang w:eastAsia="en-US"/>
+        </w:rPr>
+        <w:t>Final Deployed Result:</w:t>
+      </w:r>
+    </w:p>
+    <w:p>
+      <w:pPr>
+        <w:pStyle w:val="NormalWeb"/>
+        <w:rPr>
+          <w:rFonts w:asciiTheme="minorHAnsi" w:eastAsiaTheme="minorEastAsia" w:hAnsiTheme="minorHAnsi" w:cstheme="minorBidi"/>
+          <w:lang w:eastAsia="en-US"/>
+        </w:rPr>
+      </w:pPr>
+      <w:r>
+        <w:rPr>
+          <w:rFonts w:asciiTheme="minorHAnsi" w:eastAsiaTheme="minorEastAsia" w:hAnsiTheme="minorHAnsi" w:cstheme="minorBidi"/>
+          <w:noProof/>
+          <w:lang w:eastAsia="en-US"/>
+          <w14:ligatures w14:val="standardContextual"/>
+        </w:rPr>
+        <w:drawing>
+          <wp:inline distT="0" distB="0" distL="0" distR="0" wp14:anchorId="29D45696" wp14:editId="50FC90D5">
+            <wp:extent cx="5731510" cy="2938780"/>
+            <wp:effectExtent l="0" t="0" r="0" b="0"/>
+            <wp:docPr id="112482130" name="Picture 1" descr="A screenshot of a computer&#10;&#10;AI-generated content may be incorrect."/>
+            <wp:cNvGraphicFramePr>
+              <a:graphicFrameLocks xmlns:a="http://schemas.openxmlformats.org/drawingml/2006/main" noChangeAspect="1"/>
+            </wp:cNvGraphicFramePr>
+            <a:graphic xmlns:a="http://schemas.openxmlformats.org/drawingml/2006/main">
+              <a:graphicData uri="http://schemas.openxmlformats.org/drawingml/2006/picture">
+                <pic:pic xmlns:pic="http://schemas.openxmlformats.org/drawingml/2006/picture">
+                  <pic:nvPicPr>
+                    <pic:cNvPr id="112482130" name="Picture 1" descr="A screenshot of a computer&#10;&#10;AI-generated content may be incorrect."/>
+                    <pic:cNvPicPr/>
+                  </pic:nvPicPr>
+                  <pic:blipFill>
+                    <a:blip r:embed="rId14" cstate="print">
+                      <a:extLst>
+                        <a:ext uri="{28A0092B-C50C-407E-A947-70E740481C1C}">
+                          <a14:useLocalDpi xmlns:a14="http://schemas.microsoft.com/office/drawing/2010/main" val="0"/>
+                        </a:ext>
+                      </a:extLst>
+                    </a:blip>
+                    <a:stretch>
+                      <a:fillRect/>
+                    </a:stretch>
+                  </pic:blipFill>
+                  <pic:spPr>
+                    <a:xfrm>
+                      <a:off x="0" y="0"/>
+                      <a:ext cx="5731510" cy="2938780"/>
+                    </a:xfrm>
+                    <a:prstGeom prst="rect">
+                      <a:avLst/>
+                    </a:prstGeom>
+                  </pic:spPr>
+                </pic:pic>
+              </a:graphicData>
+            </a:graphic>
+          </wp:inline>
+        </w:drawing>
+      </w:r>
+    </w:p>
+    <w:p>
+      <w:pPr>
+        <w:pStyle w:val="NormalWeb"/>
+        <w:rPr>
+          <w:rFonts w:asciiTheme="minorHAnsi" w:eastAsiaTheme="minorEastAsia" w:hAnsiTheme="minorHAnsi" w:cstheme="minorBidi"/>
+          <w:lang w:eastAsia="en-US"/>
+        </w:rPr>
+      </w:pPr>
+    </w:p>
+    <w:p>
+      <w:pPr>
+        <w:pStyle w:val="NormalWeb"/>
+        <w:rPr>
+          <w:rFonts w:asciiTheme="minorHAnsi" w:eastAsiaTheme="minorEastAsia" w:hAnsiTheme="minorHAnsi" w:cstheme="minorBidi"/>
+          <w:lang w:eastAsia="en-US"/>
+        </w:rPr>
+      </w:pPr>
+    </w:p>
+    <w:p>
+      <w:pPr>
+        <w:pStyle w:val="NormalWeb"/>
+        <w:rPr>
+          <w:rFonts w:asciiTheme="minorHAnsi" w:eastAsiaTheme="minorEastAsia" w:hAnsiTheme="minorHAnsi" w:cstheme="minorBidi"/>
+          <w:lang w:eastAsia="en-US"/>
+        </w:rPr>
+      </w:pPr>
+    </w:p>
+    <w:p>
+      <w:pPr>
         <w:pStyle w:val="Heading1"/>
         <w:numPr>
           <w:ilvl w:val="0"/>
@@ -8194,11 +8542,12 @@
           <w:rFonts w:eastAsiaTheme="minorEastAsia"/>
         </w:rPr>
       </w:pPr>
-      <w:bookmarkStart w:id="29" w:name="_Toc220113141"/>
+      <w:bookmarkStart w:id="29" w:name="_Toc220173099"/>
       <w:r>
         <w:rPr>
           <w:rFonts w:eastAsiaTheme="minorEastAsia"/>
         </w:rPr>
+        <w:lastRenderedPageBreak/>
         <w:t>Limitations</w:t>
       </w:r>
       <w:bookmarkEnd w:id="29"/>
@@ -8314,15 +8663,7 @@
           <w:rFonts w:asciiTheme="minorHAnsi" w:eastAsiaTheme="minorEastAsia" w:hAnsiTheme="minorHAnsi" w:cstheme="minorBidi"/>
           <w:lang w:eastAsia="en-US"/>
         </w:rPr>
-        <w:t xml:space="preserve">The SQL-to-NoSQL translation component focuses exclusively on MongoDB as the target NoSQL system. While MongoDB is widely used, other NoSQL databases such as Cassandra, DynamoDB, and Neo4j follow fundamentally different data models and query paradigms. The current </w:t>
-      </w:r>
-      <w:r>
-        <w:rPr>
-          <w:rFonts w:asciiTheme="minorHAnsi" w:eastAsiaTheme="minorEastAsia" w:hAnsiTheme="minorHAnsi" w:cstheme="minorBidi"/>
-          <w:lang w:eastAsia="en-US"/>
-        </w:rPr>
-        <w:lastRenderedPageBreak/>
-        <w:t>approach does not generalize directly to these systems without additional schema representation and translation logic.</w:t>
+        <w:t>The SQL-to-NoSQL translation component focuses exclusively on MongoDB as the target NoSQL system. While MongoDB is widely used, other NoSQL databases such as Cassandra, DynamoDB, and Neo4j follow fundamentally different data models and query paradigms. The current approach does not generalize directly to these systems without additional schema representation and translation logic.</w:t>
       </w:r>
     </w:p>
     <w:p>
@@ -8461,7 +8802,15 @@
           <w:rFonts w:asciiTheme="minorHAnsi" w:eastAsiaTheme="minorEastAsia" w:hAnsiTheme="minorHAnsi" w:cstheme="minorBidi"/>
           <w:lang w:eastAsia="en-US"/>
         </w:rPr>
-        <w:t>The models are evaluated primarily on academic benchmarks and controlled datasets. Real-world databases often include noisy schemas, incomplete documentation, and evolving data distributions. The robustness of the proposed methods under such conditions has not been fully validated.</w:t>
+        <w:t xml:space="preserve">The models are evaluated primarily on academic benchmarks and controlled datasets. Real-world databases often include noisy schemas, incomplete documentation, and evolving data </w:t>
+      </w:r>
+      <w:r>
+        <w:rPr>
+          <w:rFonts w:asciiTheme="minorHAnsi" w:eastAsiaTheme="minorEastAsia" w:hAnsiTheme="minorHAnsi" w:cstheme="minorBidi"/>
+          <w:lang w:eastAsia="en-US"/>
+        </w:rPr>
+        <w:lastRenderedPageBreak/>
+        <w:t>distributions. The robustness of the proposed methods under such conditions has not been fully validated.</w:t>
       </w:r>
     </w:p>
     <w:p>
@@ -8515,6 +8864,158 @@
     </w:p>
     <w:p>
       <w:pPr>
+        <w:pStyle w:val="ListParagraph"/>
+        <w:rPr>
+          <w:rFonts w:eastAsiaTheme="minorEastAsia"/>
+        </w:rPr>
+      </w:pPr>
+    </w:p>
+    <w:p>
+      <w:pPr>
+        <w:pStyle w:val="NormalWeb"/>
+        <w:rPr>
+          <w:rFonts w:asciiTheme="minorHAnsi" w:eastAsiaTheme="minorEastAsia" w:hAnsiTheme="minorHAnsi" w:cstheme="minorBidi"/>
+          <w:lang w:eastAsia="en-US"/>
+        </w:rPr>
+      </w:pPr>
+    </w:p>
+    <w:p>
+      <w:pPr>
+        <w:pStyle w:val="NormalWeb"/>
+        <w:rPr>
+          <w:rFonts w:asciiTheme="minorHAnsi" w:eastAsiaTheme="minorEastAsia" w:hAnsiTheme="minorHAnsi" w:cstheme="minorBidi"/>
+          <w:lang w:eastAsia="en-US"/>
+        </w:rPr>
+      </w:pPr>
+    </w:p>
+    <w:p>
+      <w:pPr>
+        <w:pStyle w:val="NormalWeb"/>
+        <w:rPr>
+          <w:rFonts w:asciiTheme="minorHAnsi" w:eastAsiaTheme="minorEastAsia" w:hAnsiTheme="minorHAnsi" w:cstheme="minorBidi"/>
+          <w:lang w:eastAsia="en-US"/>
+        </w:rPr>
+      </w:pPr>
+    </w:p>
+    <w:p>
+      <w:pPr>
+        <w:pStyle w:val="NormalWeb"/>
+        <w:rPr>
+          <w:rFonts w:asciiTheme="minorHAnsi" w:eastAsiaTheme="minorEastAsia" w:hAnsiTheme="minorHAnsi" w:cstheme="minorBidi"/>
+          <w:lang w:eastAsia="en-US"/>
+        </w:rPr>
+      </w:pPr>
+    </w:p>
+    <w:p>
+      <w:pPr>
+        <w:pStyle w:val="NormalWeb"/>
+        <w:rPr>
+          <w:rFonts w:asciiTheme="minorHAnsi" w:eastAsiaTheme="minorEastAsia" w:hAnsiTheme="minorHAnsi" w:cstheme="minorBidi"/>
+          <w:lang w:eastAsia="en-US"/>
+        </w:rPr>
+      </w:pPr>
+    </w:p>
+    <w:p>
+      <w:pPr>
+        <w:pStyle w:val="NormalWeb"/>
+        <w:rPr>
+          <w:rFonts w:asciiTheme="minorHAnsi" w:eastAsiaTheme="minorEastAsia" w:hAnsiTheme="minorHAnsi" w:cstheme="minorBidi"/>
+          <w:lang w:eastAsia="en-US"/>
+        </w:rPr>
+      </w:pPr>
+    </w:p>
+    <w:p>
+      <w:pPr>
+        <w:pStyle w:val="NormalWeb"/>
+        <w:rPr>
+          <w:rFonts w:asciiTheme="minorHAnsi" w:eastAsiaTheme="minorEastAsia" w:hAnsiTheme="minorHAnsi" w:cstheme="minorBidi"/>
+          <w:lang w:eastAsia="en-US"/>
+        </w:rPr>
+      </w:pPr>
+    </w:p>
+    <w:p>
+      <w:pPr>
+        <w:pStyle w:val="NormalWeb"/>
+        <w:rPr>
+          <w:rFonts w:asciiTheme="minorHAnsi" w:eastAsiaTheme="minorEastAsia" w:hAnsiTheme="minorHAnsi" w:cstheme="minorBidi"/>
+          <w:lang w:eastAsia="en-US"/>
+        </w:rPr>
+      </w:pPr>
+    </w:p>
+    <w:p>
+      <w:pPr>
+        <w:pStyle w:val="NormalWeb"/>
+        <w:rPr>
+          <w:rFonts w:asciiTheme="minorHAnsi" w:eastAsiaTheme="minorEastAsia" w:hAnsiTheme="minorHAnsi" w:cstheme="minorBidi"/>
+          <w:lang w:eastAsia="en-US"/>
+        </w:rPr>
+      </w:pPr>
+    </w:p>
+    <w:p>
+      <w:pPr>
+        <w:pStyle w:val="NormalWeb"/>
+        <w:rPr>
+          <w:rFonts w:asciiTheme="minorHAnsi" w:eastAsiaTheme="minorEastAsia" w:hAnsiTheme="minorHAnsi" w:cstheme="minorBidi"/>
+          <w:lang w:eastAsia="en-US"/>
+        </w:rPr>
+      </w:pPr>
+    </w:p>
+    <w:p>
+      <w:pPr>
+        <w:pStyle w:val="NormalWeb"/>
+        <w:rPr>
+          <w:rFonts w:asciiTheme="minorHAnsi" w:eastAsiaTheme="minorEastAsia" w:hAnsiTheme="minorHAnsi" w:cstheme="minorBidi"/>
+          <w:lang w:eastAsia="en-US"/>
+        </w:rPr>
+      </w:pPr>
+    </w:p>
+    <w:p>
+      <w:pPr>
+        <w:pStyle w:val="NormalWeb"/>
+        <w:rPr>
+          <w:rFonts w:asciiTheme="minorHAnsi" w:eastAsiaTheme="minorEastAsia" w:hAnsiTheme="minorHAnsi" w:cstheme="minorBidi"/>
+          <w:lang w:eastAsia="en-US"/>
+        </w:rPr>
+      </w:pPr>
+    </w:p>
+    <w:p>
+      <w:pPr>
+        <w:pStyle w:val="NormalWeb"/>
+        <w:rPr>
+          <w:rFonts w:asciiTheme="minorHAnsi" w:eastAsiaTheme="minorEastAsia" w:hAnsiTheme="minorHAnsi" w:cstheme="minorBidi"/>
+          <w:lang w:eastAsia="en-US"/>
+        </w:rPr>
+      </w:pPr>
+    </w:p>
+    <w:p>
+      <w:pPr>
+        <w:pStyle w:val="NormalWeb"/>
+        <w:rPr>
+          <w:rFonts w:asciiTheme="minorHAnsi" w:eastAsiaTheme="minorEastAsia" w:hAnsiTheme="minorHAnsi" w:cstheme="minorBidi"/>
+          <w:lang w:eastAsia="en-US"/>
+        </w:rPr>
+      </w:pPr>
+    </w:p>
+    <w:p>
+      <w:pPr>
+        <w:pStyle w:val="NormalWeb"/>
+        <w:rPr>
+          <w:rFonts w:asciiTheme="minorHAnsi" w:eastAsiaTheme="minorEastAsia" w:hAnsiTheme="minorHAnsi" w:cstheme="minorBidi"/>
+          <w:lang w:eastAsia="en-US"/>
+        </w:rPr>
+      </w:pPr>
+    </w:p>
+    <w:p>
+      <w:pPr>
+        <w:pStyle w:val="NormalWeb"/>
+        <w:rPr>
+          <w:rFonts w:asciiTheme="minorHAnsi" w:eastAsiaTheme="minorEastAsia" w:hAnsiTheme="minorHAnsi" w:cstheme="minorBidi"/>
+          <w:lang w:eastAsia="en-US"/>
+        </w:rPr>
+      </w:pPr>
+    </w:p>
+    <w:p>
+      <w:pPr>
         <w:pStyle w:val="Heading1"/>
         <w:numPr>
           <w:ilvl w:val="0"/>
@@ -8524,11 +9025,12 @@
           <w:rFonts w:eastAsiaTheme="minorEastAsia"/>
         </w:rPr>
       </w:pPr>
-      <w:bookmarkStart w:id="30" w:name="_Toc220113142"/>
+      <w:bookmarkStart w:id="30" w:name="_Toc220173100"/>
       <w:r>
         <w:rPr>
           <w:rFonts w:eastAsiaTheme="minorEastAsia"/>
         </w:rPr>
+        <w:lastRenderedPageBreak/>
         <w:t>Future Work</w:t>
       </w:r>
       <w:bookmarkEnd w:id="30"/>
@@ -8568,13 +9070,6 @@
     <w:p>
       <w:pPr>
         <w:pStyle w:val="NormalWeb"/>
-        <w:rPr>
-          <w:rFonts w:asciiTheme="minorHAnsi" w:eastAsiaTheme="minorEastAsia" w:hAnsiTheme="minorHAnsi" w:cstheme="minorBidi"/>
-          <w:color w:val="00B050"/>
-          <w:lang w:eastAsia="en-US"/>
-        </w:rPr>
-      </w:pPr>
-      <w:r>
         <w:rPr>
           <w:rFonts w:asciiTheme="minorHAnsi" w:eastAsiaTheme="minorEastAsia" w:hAnsiTheme="minorHAnsi" w:cstheme="minorBidi"/>
           <w:b/>
@@ -8582,7 +9077,15 @@
           <w:color w:val="00B050"/>
           <w:lang w:eastAsia="en-US"/>
         </w:rPr>
-        <w:lastRenderedPageBreak/>
+      </w:pPr>
+      <w:r>
+        <w:rPr>
+          <w:rFonts w:asciiTheme="minorHAnsi" w:eastAsiaTheme="minorEastAsia" w:hAnsiTheme="minorHAnsi" w:cstheme="minorBidi"/>
+          <w:b/>
+          <w:bCs/>
+          <w:color w:val="00B050"/>
+          <w:lang w:eastAsia="en-US"/>
+        </w:rPr>
         <w:t>Structured Input → Target Representation Generation → Execution → Validation → Feedback</w:t>
       </w:r>
     </w:p>
@@ -8886,6 +9389,7 @@
           <w:rFonts w:asciiTheme="minorHAnsi" w:eastAsiaTheme="minorEastAsia" w:hAnsiTheme="minorHAnsi" w:cstheme="minorBidi"/>
           <w:lang w:eastAsia="en-US"/>
         </w:rPr>
+        <w:lastRenderedPageBreak/>
         <w:t>This flow emphasizes that the intelligence remains centralized in the LLM, while correctness and domain specificity are enforced externally.</w:t>
       </w:r>
     </w:p>
@@ -8905,7 +9409,7 @@
           <w:rFonts w:eastAsiaTheme="minorEastAsia"/>
         </w:rPr>
       </w:pPr>
-      <w:bookmarkStart w:id="31" w:name="_Toc220113143"/>
+      <w:bookmarkStart w:id="31" w:name="_Toc220173101"/>
       <w:r>
         <w:rPr>
           <w:rFonts w:eastAsiaTheme="minorEastAsia"/>
@@ -8943,7 +9447,6 @@
           <w:rFonts w:asciiTheme="minorHAnsi" w:eastAsiaTheme="minorEastAsia" w:hAnsiTheme="minorHAnsi" w:cstheme="minorBidi"/>
           <w:lang w:eastAsia="en-US"/>
         </w:rPr>
-        <w:lastRenderedPageBreak/>
         <w:t xml:space="preserve">The experimental results demonstrate that sequence-based models are insufficient for complex relational reasoning, while transformer-based and relation-aware architectures significantly improve Text-to-SQL performance. For SQL-to-NoSQL translation, schema-agnostic approaches fail to preserve semantic correctness, whereas schema-aware retrieval-augmented generation combined with execution-guided feedback leads to more reliable </w:t>
       </w:r>
       <w:proofErr w:type="spellStart"/>
@@ -9003,7 +9506,7 @@
           <w:rFonts w:eastAsiaTheme="minorEastAsia"/>
         </w:rPr>
       </w:pPr>
-      <w:bookmarkStart w:id="32" w:name="_Toc220113144"/>
+      <w:bookmarkStart w:id="32" w:name="_Toc220173102"/>
       <w:r>
         <w:rPr>
           <w:rFonts w:eastAsiaTheme="minorEastAsia"/>
@@ -9248,7 +9751,7 @@
                 <w:szCs w:val="24"/>
               </w:rPr>
             </w:pPr>
-            <w:hyperlink r:id="rId12" w:history="1">
+            <w:hyperlink r:id="rId15" w:history="1">
               <w:r>
                 <w:rPr>
                   <w:sz w:val="24"/>
@@ -9355,7 +9858,7 @@
                 <w:szCs w:val="24"/>
               </w:rPr>
             </w:pPr>
-            <w:hyperlink r:id="rId13" w:history="1">
+            <w:hyperlink r:id="rId16" w:history="1">
               <w:r>
                 <w:rPr>
                   <w:sz w:val="24"/>
@@ -9395,6 +9898,7 @@
                 <w:sz w:val="24"/>
                 <w:szCs w:val="24"/>
               </w:rPr>
+              <w:lastRenderedPageBreak/>
               <w:t>Dataset</w:t>
             </w:r>
           </w:p>
@@ -9462,7 +9966,7 @@
                 <w:szCs w:val="24"/>
               </w:rPr>
             </w:pPr>
-            <w:hyperlink r:id="rId14" w:history="1">
+            <w:hyperlink r:id="rId17" w:history="1">
               <w:r>
                 <w:rPr>
                   <w:sz w:val="24"/>
@@ -9569,7 +10073,7 @@
                 <w:szCs w:val="24"/>
               </w:rPr>
             </w:pPr>
-            <w:hyperlink r:id="rId15" w:history="1">
+            <w:hyperlink r:id="rId18" w:history="1">
               <w:r>
                 <w:rPr>
                   <w:sz w:val="24"/>
@@ -9676,7 +10180,7 @@
                 <w:szCs w:val="24"/>
               </w:rPr>
             </w:pPr>
-            <w:hyperlink r:id="rId16" w:history="1">
+            <w:hyperlink r:id="rId19" w:history="1">
               <w:r>
                 <w:rPr>
                   <w:sz w:val="24"/>
@@ -9693,10 +10197,10 @@
     <w:p/>
     <w:p/>
     <w:sectPr>
-      <w:headerReference w:type="default" r:id="rId17"/>
-      <w:footerReference w:type="even" r:id="rId18"/>
-      <w:footerReference w:type="default" r:id="rId19"/>
-      <w:footerReference w:type="first" r:id="rId20"/>
+      <w:headerReference w:type="default" r:id="rId20"/>
+      <w:footerReference w:type="even" r:id="rId21"/>
+      <w:footerReference w:type="default" r:id="rId22"/>
+      <w:footerReference w:type="first" r:id="rId23"/>
       <w:pgSz w:w="11906" w:h="16838"/>
       <w:pgMar w:top="1440" w:right="1440" w:bottom="1440" w:left="1440" w:header="708" w:footer="708" w:gutter="0"/>
       <w:cols w:space="708"/>
@@ -12161,7 +12665,6 @@
   <w:style w:type="character" w:default="1" w:styleId="DefaultParagraphFont">
     <w:name w:val="Default Paragraph Font"/>
     <w:uiPriority w:val="1"/>
-    <w:semiHidden/>
     <w:unhideWhenUsed/>
   </w:style>
   <w:style w:type="table" w:default="1" w:styleId="TableNormal">

--- a/Group12_Project_Submission_document_CodeGen.docx
+++ b/Group12_Project_Submission_document_CodeGen.docx
@@ -92,18 +92,7 @@
     <w:p>
       <w:pPr>
         <w:pStyle w:val="p1"/>
-        <w:jc w:val="center"/>
-        <w:rPr>
-          <w:rFonts w:ascii="Verdana" w:hAnsi="Verdana"/>
-          <w:sz w:val="48"/>
-          <w:szCs w:val="48"/>
-        </w:rPr>
-      </w:pPr>
-    </w:p>
-    <w:p>
-      <w:pPr>
-        <w:pStyle w:val="p1"/>
-        <w:jc w:val="center"/>
+        <w:ind w:firstLine="0"/>
         <w:rPr>
           <w:rFonts w:ascii="Verdana" w:hAnsi="Verdana"/>
           <w:sz w:val="48"/>
@@ -136,7 +125,6 @@
         </w:rPr>
         <w:t xml:space="preserve">Project 6 : </w:t>
       </w:r>
-      <w:proofErr w:type="spellStart"/>
       <w:r>
         <w:rPr>
           <w:rFonts w:ascii="Verdana" w:eastAsia="Times New Roman" w:hAnsi="Verdana" w:cs="Times New Roman"/>
@@ -149,7 +137,6 @@
         </w:rPr>
         <w:t>CodeGen</w:t>
       </w:r>
-      <w:proofErr w:type="spellEnd"/>
     </w:p>
     <w:p>
       <w:pPr>
@@ -173,6 +160,176 @@
           <w:b/>
           <w:bCs/>
           <w:color w:val="535353"/>
+          <w:sz w:val="36"/>
+          <w:szCs w:val="36"/>
+          <w:lang w:eastAsia="en-GB"/>
+        </w:rPr>
+      </w:pPr>
+      <w:r>
+        <w:rPr>
+          <w:rFonts w:ascii="Verdana" w:eastAsia="Times New Roman" w:hAnsi="Verdana" w:cs="Times New Roman"/>
+          <w:b/>
+          <w:bCs/>
+          <w:color w:val="535353"/>
+          <w:sz w:val="36"/>
+          <w:szCs w:val="36"/>
+          <w:lang w:eastAsia="en-GB"/>
+        </w:rPr>
+        <w:t>Group -12(CodeGen3)</w:t>
+      </w:r>
+    </w:p>
+    <w:p>
+      <w:pPr>
+        <w:jc w:val="center"/>
+        <w:rPr>
+          <w:rFonts w:ascii="Verdana" w:eastAsia="Times New Roman" w:hAnsi="Verdana" w:cs="Times New Roman"/>
+          <w:color w:val="535353"/>
+          <w:sz w:val="36"/>
+          <w:szCs w:val="36"/>
+          <w:lang w:eastAsia="en-GB"/>
+        </w:rPr>
+      </w:pPr>
+    </w:p>
+    <w:p>
+      <w:pPr>
+        <w:jc w:val="center"/>
+        <w:rPr>
+          <w:rFonts w:ascii="Verdana" w:eastAsia="Times New Roman" w:hAnsi="Verdana" w:cs="Times New Roman"/>
+          <w:color w:val="878787"/>
+          <w:sz w:val="36"/>
+          <w:szCs w:val="36"/>
+          <w:lang w:eastAsia="en-GB"/>
+        </w:rPr>
+      </w:pPr>
+      <w:r>
+        <w:rPr>
+          <w:rFonts w:ascii="Verdana" w:eastAsia="Times New Roman" w:hAnsi="Verdana" w:cs="Times New Roman"/>
+          <w:color w:val="878787"/>
+          <w:sz w:val="36"/>
+          <w:szCs w:val="36"/>
+          <w:lang w:eastAsia="en-GB"/>
+        </w:rPr>
+        <w:t>Anant Joshi</w:t>
+      </w:r>
+    </w:p>
+    <w:p>
+      <w:pPr>
+        <w:jc w:val="center"/>
+        <w:rPr>
+          <w:rFonts w:ascii="Verdana" w:eastAsia="Times New Roman" w:hAnsi="Verdana" w:cs="Times New Roman"/>
+          <w:color w:val="878787"/>
+          <w:sz w:val="36"/>
+          <w:szCs w:val="36"/>
+          <w:lang w:eastAsia="en-GB"/>
+        </w:rPr>
+      </w:pPr>
+      <w:r>
+        <w:rPr>
+          <w:rFonts w:ascii="Verdana" w:eastAsia="Times New Roman" w:hAnsi="Verdana" w:cs="Times New Roman"/>
+          <w:color w:val="878787"/>
+          <w:sz w:val="36"/>
+          <w:szCs w:val="36"/>
+          <w:lang w:eastAsia="en-GB"/>
+        </w:rPr>
+        <w:t>Srivalli Janapati</w:t>
+      </w:r>
+    </w:p>
+    <w:p>
+      <w:pPr>
+        <w:jc w:val="center"/>
+        <w:rPr>
+          <w:rFonts w:ascii="Verdana" w:eastAsia="Times New Roman" w:hAnsi="Verdana" w:cs="Times New Roman"/>
+          <w:color w:val="878787"/>
+          <w:sz w:val="36"/>
+          <w:szCs w:val="36"/>
+          <w:lang w:eastAsia="en-GB"/>
+        </w:rPr>
+      </w:pPr>
+      <w:r>
+        <w:rPr>
+          <w:rFonts w:ascii="Verdana" w:eastAsia="Times New Roman" w:hAnsi="Verdana" w:cs="Times New Roman"/>
+          <w:color w:val="878787"/>
+          <w:sz w:val="36"/>
+          <w:szCs w:val="36"/>
+          <w:lang w:eastAsia="en-GB"/>
+        </w:rPr>
+        <w:t>Sai Madishetty</w:t>
+      </w:r>
+    </w:p>
+    <w:p>
+      <w:pPr>
+        <w:jc w:val="center"/>
+        <w:rPr>
+          <w:rFonts w:ascii="Verdana" w:eastAsia="Times New Roman" w:hAnsi="Verdana" w:cs="Times New Roman"/>
+          <w:color w:val="878787"/>
+          <w:sz w:val="36"/>
+          <w:szCs w:val="36"/>
+          <w:lang w:eastAsia="en-GB"/>
+        </w:rPr>
+      </w:pPr>
+      <w:r>
+        <w:rPr>
+          <w:rFonts w:ascii="Verdana" w:eastAsia="Times New Roman" w:hAnsi="Verdana" w:cs="Times New Roman"/>
+          <w:color w:val="878787"/>
+          <w:sz w:val="36"/>
+          <w:szCs w:val="36"/>
+          <w:lang w:eastAsia="en-GB"/>
+        </w:rPr>
+        <w:t>Saurabh Sinha</w:t>
+      </w:r>
+    </w:p>
+    <w:p>
+      <w:pPr>
+        <w:ind w:firstLine="0"/>
+        <w:rPr>
+          <w:rFonts w:ascii="Verdana" w:eastAsia="Times New Roman" w:hAnsi="Verdana" w:cs="Times New Roman"/>
+          <w:color w:val="878787"/>
+          <w:sz w:val="40"/>
+          <w:szCs w:val="40"/>
+          <w:lang w:eastAsia="en-GB"/>
+        </w:rPr>
+      </w:pPr>
+    </w:p>
+    <w:p>
+      <w:pPr>
+        <w:jc w:val="center"/>
+        <w:rPr>
+          <w:rFonts w:ascii="Verdana" w:eastAsia="Times New Roman" w:hAnsi="Verdana" w:cs="Times New Roman"/>
+          <w:color w:val="535353"/>
+          <w:sz w:val="36"/>
+          <w:szCs w:val="36"/>
+          <w:lang w:eastAsia="en-GB"/>
+        </w:rPr>
+      </w:pPr>
+      <w:r>
+        <w:rPr>
+          <w:rFonts w:ascii="Verdana" w:eastAsia="Times New Roman" w:hAnsi="Verdana" w:cs="Times New Roman"/>
+          <w:b/>
+          <w:bCs/>
+          <w:color w:val="535353"/>
+          <w:sz w:val="36"/>
+          <w:szCs w:val="36"/>
+          <w:lang w:eastAsia="en-GB"/>
+        </w:rPr>
+        <w:t xml:space="preserve">Project Mentor: </w:t>
+      </w:r>
+      <w:r>
+        <w:rPr>
+          <w:rFonts w:ascii="Verdana" w:eastAsia="Times New Roman" w:hAnsi="Verdana" w:cs="Times New Roman"/>
+          <w:color w:val="878787"/>
+          <w:sz w:val="36"/>
+          <w:szCs w:val="36"/>
+          <w:lang w:eastAsia="en-GB"/>
+        </w:rPr>
+        <w:t>Nayan Jha</w:t>
+      </w:r>
+    </w:p>
+    <w:p>
+      <w:pPr>
+        <w:jc w:val="center"/>
+        <w:rPr>
+          <w:rFonts w:ascii="Verdana" w:eastAsia="Times New Roman" w:hAnsi="Verdana" w:cs="Times New Roman"/>
+          <w:color w:val="535353"/>
           <w:sz w:val="40"/>
           <w:szCs w:val="40"/>
           <w:lang w:eastAsia="en-GB"/>
@@ -188,7 +345,17 @@
           <w:szCs w:val="40"/>
           <w:lang w:eastAsia="en-GB"/>
         </w:rPr>
-        <w:t>Group -</w:t>
+        <w:t xml:space="preserve">Project Supervisor: </w:t>
+      </w:r>
+      <w:r>
+        <w:rPr>
+          <w:rFonts w:ascii="Verdana" w:eastAsia="Times New Roman" w:hAnsi="Verdana" w:cs="Times New Roman"/>
+          <w:color w:val="878787"/>
+          <w:sz w:val="36"/>
+          <w:szCs w:val="36"/>
+          <w:lang w:eastAsia="en-GB"/>
+        </w:rPr>
+        <w:t>Prof.</w:t>
       </w:r>
       <w:r>
         <w:rPr>
@@ -200,32 +367,18 @@
           <w:szCs w:val="40"/>
           <w:lang w:eastAsia="en-GB"/>
         </w:rPr>
-        <w:t>12</w:t>
+        <w:t xml:space="preserve"> </w:t>
       </w:r>
       <w:r>
         <w:rPr>
           <w:rFonts w:ascii="Verdana" w:eastAsia="Times New Roman" w:hAnsi="Verdana" w:cs="Times New Roman"/>
-          <w:b/>
-          <w:bCs/>
-          <w:color w:val="535353"/>
-          <w:sz w:val="40"/>
-          <w:szCs w:val="40"/>
+          <w:color w:val="878787"/>
+          <w:sz w:val="36"/>
+          <w:szCs w:val="36"/>
           <w:lang w:eastAsia="en-GB"/>
         </w:rPr>
-        <w:t>(CodeGen3)</w:t>
-      </w:r>
-    </w:p>
-    <w:p>
-      <w:pPr>
-        <w:jc w:val="center"/>
-        <w:rPr>
-          <w:rFonts w:ascii="Verdana" w:eastAsia="Times New Roman" w:hAnsi="Verdana" w:cs="Times New Roman"/>
-          <w:color w:val="535353"/>
-          <w:sz w:val="40"/>
-          <w:szCs w:val="40"/>
-          <w:lang w:eastAsia="en-GB"/>
-        </w:rPr>
-      </w:pPr>
+        <w:t>Anil Nelakanti</w:t>
+      </w:r>
     </w:p>
     <w:p>
       <w:pPr>
@@ -246,12 +399,9 @@
           <w:szCs w:val="40"/>
           <w:lang w:eastAsia="en-GB"/>
         </w:rPr>
-        <w:t>Anant Joshi</w:t>
-      </w:r>
-    </w:p>
-    <w:p>
-      <w:pPr>
-        <w:jc w:val="center"/>
+        <w:t>January</w:t>
+      </w:r>
+      <w:r>
         <w:rPr>
           <w:rFonts w:ascii="Verdana" w:eastAsia="Times New Roman" w:hAnsi="Verdana" w:cs="Times New Roman"/>
           <w:color w:val="878787"/>
@@ -259,7 +409,8 @@
           <w:szCs w:val="40"/>
           <w:lang w:eastAsia="en-GB"/>
         </w:rPr>
-      </w:pPr>
+        <w:t xml:space="preserve"> </w:t>
+      </w:r>
       <w:r>
         <w:rPr>
           <w:rFonts w:ascii="Verdana" w:eastAsia="Times New Roman" w:hAnsi="Verdana" w:cs="Times New Roman"/>
@@ -268,12 +419,9 @@
           <w:szCs w:val="40"/>
           <w:lang w:eastAsia="en-GB"/>
         </w:rPr>
-        <w:t>Srivalli Janapati</w:t>
-      </w:r>
-    </w:p>
-    <w:p>
-      <w:pPr>
-        <w:jc w:val="center"/>
+        <w:t>24-25</w:t>
+      </w:r>
+      <w:r>
         <w:rPr>
           <w:rFonts w:ascii="Verdana" w:eastAsia="Times New Roman" w:hAnsi="Verdana" w:cs="Times New Roman"/>
           <w:color w:val="878787"/>
@@ -281,7 +429,8 @@
           <w:szCs w:val="40"/>
           <w:lang w:eastAsia="en-GB"/>
         </w:rPr>
-      </w:pPr>
+        <w:t>, 202</w:t>
+      </w:r>
       <w:r>
         <w:rPr>
           <w:rFonts w:ascii="Verdana" w:eastAsia="Times New Roman" w:hAnsi="Verdana" w:cs="Times New Roman"/>
@@ -290,7 +439,7 @@
           <w:szCs w:val="40"/>
           <w:lang w:eastAsia="en-GB"/>
         </w:rPr>
-        <w:t>Sai Madishetty</w:t>
+        <w:t>6</w:t>
       </w:r>
     </w:p>
     <w:p>
@@ -304,190 +453,106 @@
           <w:lang w:eastAsia="en-GB"/>
         </w:rPr>
       </w:pPr>
-      <w:r>
-        <w:rPr>
-          <w:rFonts w:ascii="Verdana" w:eastAsia="Times New Roman" w:hAnsi="Verdana" w:cs="Times New Roman"/>
-          <w:color w:val="878787"/>
-          <w:sz w:val="40"/>
-          <w:szCs w:val="40"/>
-          <w:lang w:eastAsia="en-GB"/>
-        </w:rPr>
-        <w:t>Saurabh Sinha</w:t>
-      </w:r>
-    </w:p>
-    <w:p>
-      <w:pPr>
-        <w:jc w:val="center"/>
-        <w:rPr>
-          <w:rFonts w:ascii="Verdana" w:hAnsi="Verdana"/>
-          <w:color w:val="878787"/>
-          <w:sz w:val="40"/>
-          <w:szCs w:val="40"/>
-        </w:rPr>
-      </w:pPr>
-    </w:p>
-    <w:p>
-      <w:pPr>
-        <w:jc w:val="center"/>
-        <w:rPr>
-          <w:rFonts w:ascii="Verdana" w:hAnsi="Verdana"/>
-          <w:color w:val="878787"/>
-          <w:sz w:val="40"/>
-          <w:szCs w:val="40"/>
-        </w:rPr>
-      </w:pPr>
-    </w:p>
-    <w:p>
-      <w:pPr>
-        <w:jc w:val="center"/>
-        <w:rPr>
-          <w:rFonts w:ascii="Verdana" w:eastAsia="Times New Roman" w:hAnsi="Verdana" w:cs="Times New Roman"/>
-          <w:color w:val="878787"/>
-          <w:sz w:val="40"/>
-          <w:szCs w:val="40"/>
-          <w:lang w:eastAsia="en-GB"/>
-        </w:rPr>
-      </w:pPr>
-    </w:p>
-    <w:p>
-      <w:pPr>
-        <w:jc w:val="center"/>
-        <w:rPr>
-          <w:rFonts w:ascii="Verdana" w:eastAsia="Times New Roman" w:hAnsi="Verdana" w:cs="Times New Roman"/>
-          <w:color w:val="535353"/>
-          <w:sz w:val="36"/>
-          <w:szCs w:val="36"/>
-          <w:lang w:eastAsia="en-GB"/>
-        </w:rPr>
-      </w:pPr>
-      <w:r>
-        <w:rPr>
-          <w:rFonts w:ascii="Verdana" w:eastAsia="Times New Roman" w:hAnsi="Verdana" w:cs="Times New Roman"/>
+    </w:p>
+    <w:p>
+      <w:pPr>
+        <w:spacing w:after="160" w:line="278" w:lineRule="auto"/>
+        <w:ind w:firstLine="0"/>
+      </w:pPr>
+      <w:r>
+        <w:rPr>
+          <w:lang w:val="en-US"/>
+        </w:rPr>
+        <w:t xml:space="preserve">Git Hub : </w:t>
+      </w:r>
+      <w:hyperlink r:id="rId9" w:history="1">
+        <w:r>
+          <w:rPr>
+            <w:rStyle w:val="Hyperlink"/>
+            <w:lang w:val="en-US"/>
+          </w:rPr>
+          <w:t>https://github.com/nayanjha16/CodeGen-Implementations.git</w:t>
+        </w:r>
+      </w:hyperlink>
+      <w:r>
+        <w:rPr>
+          <w:lang w:val="en-US"/>
+        </w:rPr>
+        <w:t xml:space="preserve"> (Branch Group12)</w:t>
+      </w:r>
+    </w:p>
+    <w:p>
+      <w:pPr>
+        <w:spacing w:after="160" w:line="278" w:lineRule="auto"/>
+        <w:ind w:firstLine="0"/>
+        <w:rPr>
           <w:b/>
           <w:bCs/>
-          <w:color w:val="535353"/>
-          <w:sz w:val="36"/>
-          <w:szCs w:val="36"/>
-          <w:lang w:eastAsia="en-GB"/>
-        </w:rPr>
-        <w:t xml:space="preserve">Project Mentor: </w:t>
-      </w:r>
-      <w:r>
-        <w:rPr>
-          <w:rFonts w:ascii="Verdana" w:eastAsia="Times New Roman" w:hAnsi="Verdana" w:cs="Times New Roman"/>
-          <w:color w:val="878787"/>
-          <w:sz w:val="36"/>
-          <w:szCs w:val="36"/>
-          <w:lang w:eastAsia="en-GB"/>
-        </w:rPr>
-        <w:t>Nayan Jha</w:t>
-      </w:r>
-    </w:p>
-    <w:p>
-      <w:pPr>
-        <w:jc w:val="center"/>
-        <w:rPr>
-          <w:rFonts w:ascii="Verdana" w:eastAsia="Times New Roman" w:hAnsi="Verdana" w:cs="Times New Roman"/>
-          <w:color w:val="535353"/>
-          <w:sz w:val="40"/>
-          <w:szCs w:val="40"/>
-          <w:lang w:eastAsia="en-GB"/>
-        </w:rPr>
-      </w:pPr>
-      <w:r>
-        <w:rPr>
-          <w:rFonts w:ascii="Verdana" w:eastAsia="Times New Roman" w:hAnsi="Verdana" w:cs="Times New Roman"/>
-          <w:b/>
-          <w:bCs/>
-          <w:color w:val="535353"/>
-          <w:sz w:val="40"/>
-          <w:szCs w:val="40"/>
-          <w:lang w:eastAsia="en-GB"/>
-        </w:rPr>
-        <w:t xml:space="preserve">Project Supervisor: </w:t>
-      </w:r>
-      <w:r>
-        <w:rPr>
-          <w:rFonts w:ascii="Verdana" w:eastAsia="Times New Roman" w:hAnsi="Verdana" w:cs="Times New Roman"/>
-          <w:color w:val="878787"/>
-          <w:sz w:val="36"/>
-          <w:szCs w:val="36"/>
-          <w:lang w:eastAsia="en-GB"/>
-        </w:rPr>
-        <w:t>Anil Nelakanti</w:t>
-      </w:r>
-    </w:p>
-    <w:p>
-      <w:pPr>
-        <w:jc w:val="center"/>
-        <w:rPr>
-          <w:rFonts w:ascii="Verdana" w:eastAsia="Times New Roman" w:hAnsi="Verdana" w:cs="Times New Roman"/>
-          <w:color w:val="878787"/>
-          <w:sz w:val="40"/>
-          <w:szCs w:val="40"/>
-          <w:lang w:eastAsia="en-GB"/>
-        </w:rPr>
-      </w:pPr>
-      <w:r>
-        <w:rPr>
-          <w:rFonts w:ascii="Verdana" w:eastAsia="Times New Roman" w:hAnsi="Verdana" w:cs="Times New Roman"/>
-          <w:color w:val="878787"/>
-          <w:sz w:val="40"/>
-          <w:szCs w:val="40"/>
-          <w:lang w:eastAsia="en-GB"/>
-        </w:rPr>
-        <w:t>January</w:t>
-      </w:r>
-      <w:r>
-        <w:rPr>
-          <w:rFonts w:ascii="Verdana" w:eastAsia="Times New Roman" w:hAnsi="Verdana" w:cs="Times New Roman"/>
-          <w:color w:val="878787"/>
-          <w:sz w:val="40"/>
-          <w:szCs w:val="40"/>
-          <w:lang w:eastAsia="en-GB"/>
-        </w:rPr>
-        <w:t xml:space="preserve"> </w:t>
-      </w:r>
-      <w:r>
-        <w:rPr>
-          <w:rFonts w:ascii="Verdana" w:eastAsia="Times New Roman" w:hAnsi="Verdana" w:cs="Times New Roman"/>
-          <w:color w:val="878787"/>
-          <w:sz w:val="40"/>
-          <w:szCs w:val="40"/>
-          <w:lang w:eastAsia="en-GB"/>
-        </w:rPr>
-        <w:t>24-25</w:t>
-      </w:r>
-      <w:r>
-        <w:rPr>
-          <w:rFonts w:ascii="Verdana" w:eastAsia="Times New Roman" w:hAnsi="Verdana" w:cs="Times New Roman"/>
-          <w:color w:val="878787"/>
-          <w:sz w:val="40"/>
-          <w:szCs w:val="40"/>
-          <w:lang w:eastAsia="en-GB"/>
-        </w:rPr>
-        <w:t>, 202</w:t>
-      </w:r>
-      <w:r>
-        <w:rPr>
-          <w:rFonts w:ascii="Verdana" w:eastAsia="Times New Roman" w:hAnsi="Verdana" w:cs="Times New Roman"/>
-          <w:color w:val="878787"/>
-          <w:sz w:val="40"/>
-          <w:szCs w:val="40"/>
-          <w:lang w:eastAsia="en-GB"/>
-        </w:rPr>
-        <w:t>6</w:t>
-      </w:r>
-    </w:p>
-    <w:p/>
+          <w:lang w:val="en-US"/>
+        </w:rPr>
+      </w:pPr>
+      <w:r>
+        <w:rPr>
+          <w:lang w:val="en-US"/>
+        </w:rPr>
+        <w:t xml:space="preserve">Hugging Face Space : </w:t>
+      </w:r>
+      <w:hyperlink r:id="rId10" w:history="1">
+        <w:r>
+          <w:rPr>
+            <w:rStyle w:val="Hyperlink"/>
+            <w:b/>
+            <w:bCs/>
+            <w:lang w:val="en-US"/>
+          </w:rPr>
+          <w:t>https://huggingface.co/spaces/Saurabh2107/nl-to-sql-to-nosql-bridge</w:t>
+        </w:r>
+      </w:hyperlink>
+    </w:p>
     <w:p>
       <w:pPr>
         <w:spacing w:after="160" w:line="278" w:lineRule="auto"/>
         <w:ind w:firstLine="0"/>
       </w:pPr>
-      <w:r>
-        <w:br w:type="page"/>
-      </w:r>
+    </w:p>
+    <w:p>
+      <w:pPr>
+        <w:spacing w:after="160" w:line="278" w:lineRule="auto"/>
+        <w:ind w:firstLine="0"/>
+      </w:pPr>
+    </w:p>
+    <w:p>
+      <w:pPr>
+        <w:spacing w:after="160" w:line="278" w:lineRule="auto"/>
+        <w:ind w:firstLine="0"/>
+      </w:pPr>
+      <w:r>
+        <w:t>]]</w:t>
+      </w:r>
+    </w:p>
+    <w:p>
+      <w:pPr>
+        <w:spacing w:after="160" w:line="278" w:lineRule="auto"/>
+        <w:ind w:firstLine="0"/>
+      </w:pPr>
+    </w:p>
+    <w:p>
+      <w:pPr>
+        <w:spacing w:after="160" w:line="278" w:lineRule="auto"/>
+        <w:ind w:firstLine="0"/>
+      </w:pPr>
+    </w:p>
+    <w:p>
+      <w:pPr>
+        <w:spacing w:after="160" w:line="278" w:lineRule="auto"/>
+        <w:ind w:firstLine="0"/>
+      </w:pPr>
+    </w:p>
+    <w:p>
+      <w:pPr>
+        <w:spacing w:after="160" w:line="278" w:lineRule="auto"/>
+        <w:ind w:firstLine="0"/>
+      </w:pPr>
     </w:p>
     <w:sdt>
       <w:sdtPr>
@@ -568,7 +633,7 @@
             </w:rPr>
             <w:fldChar w:fldCharType="separate"/>
           </w:r>
-          <w:hyperlink w:anchor="_Toc220173070" w:history="1">
+          <w:hyperlink w:anchor="_Toc220176163" w:history="1">
             <w:r>
               <w:rPr>
                 <w:rStyle w:val="Hyperlink"/>
@@ -616,7 +681,7 @@
                 <w:noProof/>
                 <w:webHidden/>
               </w:rPr>
-              <w:instrText xml:space="preserve"> PAGEREF _Toc220173070 \h </w:instrText>
+              <w:instrText xml:space="preserve"> PAGEREF _Toc220176163 \h </w:instrText>
             </w:r>
             <w:r>
               <w:rPr>
@@ -662,7 +727,7 @@
               <w14:ligatures w14:val="standardContextual"/>
             </w:rPr>
           </w:pPr>
-          <w:hyperlink w:anchor="_Toc220173071" w:history="1">
+          <w:hyperlink w:anchor="_Toc220176164" w:history="1">
             <w:r>
               <w:rPr>
                 <w:rStyle w:val="Hyperlink"/>
@@ -710,7 +775,7 @@
                 <w:noProof/>
                 <w:webHidden/>
               </w:rPr>
-              <w:instrText xml:space="preserve"> PAGEREF _Toc220173071 \h </w:instrText>
+              <w:instrText xml:space="preserve"> PAGEREF _Toc220176164 \h </w:instrText>
             </w:r>
             <w:r>
               <w:rPr>
@@ -756,7 +821,7 @@
               <w14:ligatures w14:val="standardContextual"/>
             </w:rPr>
           </w:pPr>
-          <w:hyperlink w:anchor="_Toc220173072" w:history="1">
+          <w:hyperlink w:anchor="_Toc220176165" w:history="1">
             <w:r>
               <w:rPr>
                 <w:rStyle w:val="Hyperlink"/>
@@ -804,7 +869,7 @@
                 <w:noProof/>
                 <w:webHidden/>
               </w:rPr>
-              <w:instrText xml:space="preserve"> PAGEREF _Toc220173072 \h </w:instrText>
+              <w:instrText xml:space="preserve"> PAGEREF _Toc220176165 \h </w:instrText>
             </w:r>
             <w:r>
               <w:rPr>
@@ -852,7 +917,7 @@
               <w14:ligatures w14:val="standardContextual"/>
             </w:rPr>
           </w:pPr>
-          <w:hyperlink w:anchor="_Toc220173073" w:history="1">
+          <w:hyperlink w:anchor="_Toc220176166" w:history="1">
             <w:r>
               <w:rPr>
                 <w:rStyle w:val="Hyperlink"/>
@@ -898,7 +963,7 @@
                 <w:noProof/>
                 <w:webHidden/>
               </w:rPr>
-              <w:instrText xml:space="preserve"> PAGEREF _Toc220173073 \h </w:instrText>
+              <w:instrText xml:space="preserve"> PAGEREF _Toc220176166 \h </w:instrText>
             </w:r>
             <w:r>
               <w:rPr>
@@ -946,7 +1011,7 @@
               <w14:ligatures w14:val="standardContextual"/>
             </w:rPr>
           </w:pPr>
-          <w:hyperlink w:anchor="_Toc220173074" w:history="1">
+          <w:hyperlink w:anchor="_Toc220176167" w:history="1">
             <w:r>
               <w:rPr>
                 <w:rStyle w:val="Hyperlink"/>
@@ -992,7 +1057,7 @@
                 <w:noProof/>
                 <w:webHidden/>
               </w:rPr>
-              <w:instrText xml:space="preserve"> PAGEREF _Toc220173074 \h </w:instrText>
+              <w:instrText xml:space="preserve"> PAGEREF _Toc220176167 \h </w:instrText>
             </w:r>
             <w:r>
               <w:rPr>
@@ -1038,7 +1103,7 @@
               <w14:ligatures w14:val="standardContextual"/>
             </w:rPr>
           </w:pPr>
-          <w:hyperlink w:anchor="_Toc220173075" w:history="1">
+          <w:hyperlink w:anchor="_Toc220176168" w:history="1">
             <w:r>
               <w:rPr>
                 <w:rStyle w:val="Hyperlink"/>
@@ -1086,7 +1151,7 @@
                 <w:noProof/>
                 <w:webHidden/>
               </w:rPr>
-              <w:instrText xml:space="preserve"> PAGEREF _Toc220173075 \h </w:instrText>
+              <w:instrText xml:space="preserve"> PAGEREF _Toc220176168 \h </w:instrText>
             </w:r>
             <w:r>
               <w:rPr>
@@ -1132,7 +1197,7 @@
               <w14:ligatures w14:val="standardContextual"/>
             </w:rPr>
           </w:pPr>
-          <w:hyperlink w:anchor="_Toc220173076" w:history="1">
+          <w:hyperlink w:anchor="_Toc220176169" w:history="1">
             <w:r>
               <w:rPr>
                 <w:rStyle w:val="Hyperlink"/>
@@ -1180,7 +1245,7 @@
                 <w:noProof/>
                 <w:webHidden/>
               </w:rPr>
-              <w:instrText xml:space="preserve"> PAGEREF _Toc220173076 \h </w:instrText>
+              <w:instrText xml:space="preserve"> PAGEREF _Toc220176169 \h </w:instrText>
             </w:r>
             <w:r>
               <w:rPr>
@@ -1227,7 +1292,7 @@
               <w14:ligatures w14:val="standardContextual"/>
             </w:rPr>
           </w:pPr>
-          <w:hyperlink w:anchor="_Toc220173077" w:history="1">
+          <w:hyperlink w:anchor="_Toc220176170" w:history="1">
             <w:r>
               <w:rPr>
                 <w:rStyle w:val="Hyperlink"/>
@@ -1254,7 +1319,7 @@
                 <w:noProof/>
                 <w:webHidden/>
               </w:rPr>
-              <w:instrText xml:space="preserve"> PAGEREF _Toc220173077 \h </w:instrText>
+              <w:instrText xml:space="preserve"> PAGEREF _Toc220176170 \h </w:instrText>
             </w:r>
             <w:r>
               <w:rPr>
@@ -1301,7 +1366,7 @@
               <w14:ligatures w14:val="standardContextual"/>
             </w:rPr>
           </w:pPr>
-          <w:hyperlink w:anchor="_Toc220173078" w:history="1">
+          <w:hyperlink w:anchor="_Toc220176171" w:history="1">
             <w:r>
               <w:rPr>
                 <w:rStyle w:val="Hyperlink"/>
@@ -1328,7 +1393,7 @@
                 <w:noProof/>
                 <w:webHidden/>
               </w:rPr>
-              <w:instrText xml:space="preserve"> PAGEREF _Toc220173078 \h </w:instrText>
+              <w:instrText xml:space="preserve"> PAGEREF _Toc220176171 \h </w:instrText>
             </w:r>
             <w:r>
               <w:rPr>
@@ -1375,7 +1440,7 @@
               <w14:ligatures w14:val="standardContextual"/>
             </w:rPr>
           </w:pPr>
-          <w:hyperlink w:anchor="_Toc220173079" w:history="1">
+          <w:hyperlink w:anchor="_Toc220176172" w:history="1">
             <w:r>
               <w:rPr>
                 <w:rStyle w:val="Hyperlink"/>
@@ -1402,7 +1467,7 @@
                 <w:noProof/>
                 <w:webHidden/>
               </w:rPr>
-              <w:instrText xml:space="preserve"> PAGEREF _Toc220173079 \h </w:instrText>
+              <w:instrText xml:space="preserve"> PAGEREF _Toc220176172 \h </w:instrText>
             </w:r>
             <w:r>
               <w:rPr>
@@ -1449,7 +1514,7 @@
               <w14:ligatures w14:val="standardContextual"/>
             </w:rPr>
           </w:pPr>
-          <w:hyperlink w:anchor="_Toc220173080" w:history="1">
+          <w:hyperlink w:anchor="_Toc220176173" w:history="1">
             <w:r>
               <w:rPr>
                 <w:rStyle w:val="Hyperlink"/>
@@ -1476,7 +1541,7 @@
                 <w:noProof/>
                 <w:webHidden/>
               </w:rPr>
-              <w:instrText xml:space="preserve"> PAGEREF _Toc220173080 \h </w:instrText>
+              <w:instrText xml:space="preserve"> PAGEREF _Toc220176173 \h </w:instrText>
             </w:r>
             <w:r>
               <w:rPr>
@@ -1522,7 +1587,7 @@
               <w14:ligatures w14:val="standardContextual"/>
             </w:rPr>
           </w:pPr>
-          <w:hyperlink w:anchor="_Toc220173081" w:history="1">
+          <w:hyperlink w:anchor="_Toc220176174" w:history="1">
             <w:r>
               <w:rPr>
                 <w:rStyle w:val="Hyperlink"/>
@@ -1570,7 +1635,7 @@
                 <w:noProof/>
                 <w:webHidden/>
               </w:rPr>
-              <w:instrText xml:space="preserve"> PAGEREF _Toc220173081 \h </w:instrText>
+              <w:instrText xml:space="preserve"> PAGEREF _Toc220176174 \h </w:instrText>
             </w:r>
             <w:r>
               <w:rPr>
@@ -1617,7 +1682,7 @@
               <w14:ligatures w14:val="standardContextual"/>
             </w:rPr>
           </w:pPr>
-          <w:hyperlink w:anchor="_Toc220173082" w:history="1">
+          <w:hyperlink w:anchor="_Toc220176175" w:history="1">
             <w:r>
               <w:rPr>
                 <w:rStyle w:val="Hyperlink"/>
@@ -1644,7 +1709,7 @@
                 <w:noProof/>
                 <w:webHidden/>
               </w:rPr>
-              <w:instrText xml:space="preserve"> PAGEREF _Toc220173082 \h </w:instrText>
+              <w:instrText xml:space="preserve"> PAGEREF _Toc220176175 \h </w:instrText>
             </w:r>
             <w:r>
               <w:rPr>
@@ -1691,7 +1756,7 @@
               <w14:ligatures w14:val="standardContextual"/>
             </w:rPr>
           </w:pPr>
-          <w:hyperlink w:anchor="_Toc220173083" w:history="1">
+          <w:hyperlink w:anchor="_Toc220176176" w:history="1">
             <w:r>
               <w:rPr>
                 <w:rStyle w:val="Hyperlink"/>
@@ -1718,7 +1783,7 @@
                 <w:noProof/>
                 <w:webHidden/>
               </w:rPr>
-              <w:instrText xml:space="preserve"> PAGEREF _Toc220173083 \h </w:instrText>
+              <w:instrText xml:space="preserve"> PAGEREF _Toc220176176 \h </w:instrText>
             </w:r>
             <w:r>
               <w:rPr>
@@ -1765,7 +1830,7 @@
               <w14:ligatures w14:val="standardContextual"/>
             </w:rPr>
           </w:pPr>
-          <w:hyperlink w:anchor="_Toc220173084" w:history="1">
+          <w:hyperlink w:anchor="_Toc220176177" w:history="1">
             <w:r>
               <w:rPr>
                 <w:rStyle w:val="Hyperlink"/>
@@ -1792,7 +1857,7 @@
                 <w:noProof/>
                 <w:webHidden/>
               </w:rPr>
-              <w:instrText xml:space="preserve"> PAGEREF _Toc220173084 \h </w:instrText>
+              <w:instrText xml:space="preserve"> PAGEREF _Toc220176177 \h </w:instrText>
             </w:r>
             <w:r>
               <w:rPr>
@@ -1839,7 +1904,7 @@
               <w14:ligatures w14:val="standardContextual"/>
             </w:rPr>
           </w:pPr>
-          <w:hyperlink w:anchor="_Toc220173085" w:history="1">
+          <w:hyperlink w:anchor="_Toc220176178" w:history="1">
             <w:r>
               <w:rPr>
                 <w:rStyle w:val="Hyperlink"/>
@@ -1866,7 +1931,7 @@
                 <w:noProof/>
                 <w:webHidden/>
               </w:rPr>
-              <w:instrText xml:space="preserve"> PAGEREF _Toc220173085 \h </w:instrText>
+              <w:instrText xml:space="preserve"> PAGEREF _Toc220176178 \h </w:instrText>
             </w:r>
             <w:r>
               <w:rPr>
@@ -1913,7 +1978,7 @@
               <w14:ligatures w14:val="standardContextual"/>
             </w:rPr>
           </w:pPr>
-          <w:hyperlink w:anchor="_Toc220173086" w:history="1">
+          <w:hyperlink w:anchor="_Toc220176179" w:history="1">
             <w:r>
               <w:rPr>
                 <w:rStyle w:val="Hyperlink"/>
@@ -1940,7 +2005,7 @@
                 <w:noProof/>
                 <w:webHidden/>
               </w:rPr>
-              <w:instrText xml:space="preserve"> PAGEREF _Toc220173086 \h </w:instrText>
+              <w:instrText xml:space="preserve"> PAGEREF _Toc220176179 \h </w:instrText>
             </w:r>
             <w:r>
               <w:rPr>
@@ -1986,7 +2051,7 @@
               <w14:ligatures w14:val="standardContextual"/>
             </w:rPr>
           </w:pPr>
-          <w:hyperlink w:anchor="_Toc220173087" w:history="1">
+          <w:hyperlink w:anchor="_Toc220176180" w:history="1">
             <w:r>
               <w:rPr>
                 <w:rStyle w:val="Hyperlink"/>
@@ -2034,7 +2099,7 @@
                 <w:noProof/>
                 <w:webHidden/>
               </w:rPr>
-              <w:instrText xml:space="preserve"> PAGEREF _Toc220173087 \h </w:instrText>
+              <w:instrText xml:space="preserve"> PAGEREF _Toc220176180 \h </w:instrText>
             </w:r>
             <w:r>
               <w:rPr>
@@ -2081,7 +2146,7 @@
               <w14:ligatures w14:val="standardContextual"/>
             </w:rPr>
           </w:pPr>
-          <w:hyperlink w:anchor="_Toc220173088" w:history="1">
+          <w:hyperlink w:anchor="_Toc220176181" w:history="1">
             <w:r>
               <w:rPr>
                 <w:rStyle w:val="Hyperlink"/>
@@ -2108,7 +2173,7 @@
                 <w:noProof/>
                 <w:webHidden/>
               </w:rPr>
-              <w:instrText xml:space="preserve"> PAGEREF _Toc220173088 \h </w:instrText>
+              <w:instrText xml:space="preserve"> PAGEREF _Toc220176181 \h </w:instrText>
             </w:r>
             <w:r>
               <w:rPr>
@@ -2155,7 +2220,7 @@
               <w14:ligatures w14:val="standardContextual"/>
             </w:rPr>
           </w:pPr>
-          <w:hyperlink w:anchor="_Toc220173089" w:history="1">
+          <w:hyperlink w:anchor="_Toc220176182" w:history="1">
             <w:r>
               <w:rPr>
                 <w:rStyle w:val="Hyperlink"/>
@@ -2182,7 +2247,7 @@
                 <w:noProof/>
                 <w:webHidden/>
               </w:rPr>
-              <w:instrText xml:space="preserve"> PAGEREF _Toc220173089 \h </w:instrText>
+              <w:instrText xml:space="preserve"> PAGEREF _Toc220176182 \h </w:instrText>
             </w:r>
             <w:r>
               <w:rPr>
@@ -2229,7 +2294,7 @@
               <w14:ligatures w14:val="standardContextual"/>
             </w:rPr>
           </w:pPr>
-          <w:hyperlink w:anchor="_Toc220173090" w:history="1">
+          <w:hyperlink w:anchor="_Toc220176183" w:history="1">
             <w:r>
               <w:rPr>
                 <w:rStyle w:val="Hyperlink"/>
@@ -2256,7 +2321,7 @@
                 <w:noProof/>
                 <w:webHidden/>
               </w:rPr>
-              <w:instrText xml:space="preserve"> PAGEREF _Toc220173090 \h </w:instrText>
+              <w:instrText xml:space="preserve"> PAGEREF _Toc220176183 \h </w:instrText>
             </w:r>
             <w:r>
               <w:rPr>
@@ -2303,7 +2368,7 @@
               <w14:ligatures w14:val="standardContextual"/>
             </w:rPr>
           </w:pPr>
-          <w:hyperlink w:anchor="_Toc220173091" w:history="1">
+          <w:hyperlink w:anchor="_Toc220176184" w:history="1">
             <w:r>
               <w:rPr>
                 <w:rStyle w:val="Hyperlink"/>
@@ -2330,7 +2395,7 @@
                 <w:noProof/>
                 <w:webHidden/>
               </w:rPr>
-              <w:instrText xml:space="preserve"> PAGEREF _Toc220173091 \h </w:instrText>
+              <w:instrText xml:space="preserve"> PAGEREF _Toc220176184 \h </w:instrText>
             </w:r>
             <w:r>
               <w:rPr>
@@ -2376,7 +2441,7 @@
               <w14:ligatures w14:val="standardContextual"/>
             </w:rPr>
           </w:pPr>
-          <w:hyperlink w:anchor="_Toc220173092" w:history="1">
+          <w:hyperlink w:anchor="_Toc220176185" w:history="1">
             <w:r>
               <w:rPr>
                 <w:rStyle w:val="Hyperlink"/>
@@ -2424,7 +2489,7 @@
                 <w:noProof/>
                 <w:webHidden/>
               </w:rPr>
-              <w:instrText xml:space="preserve"> PAGEREF _Toc220173092 \h </w:instrText>
+              <w:instrText xml:space="preserve"> PAGEREF _Toc220176185 \h </w:instrText>
             </w:r>
             <w:r>
               <w:rPr>
@@ -2471,7 +2536,7 @@
               <w14:ligatures w14:val="standardContextual"/>
             </w:rPr>
           </w:pPr>
-          <w:hyperlink w:anchor="_Toc220173093" w:history="1">
+          <w:hyperlink w:anchor="_Toc220176186" w:history="1">
             <w:r>
               <w:rPr>
                 <w:rStyle w:val="Hyperlink"/>
@@ -2498,7 +2563,7 @@
                 <w:noProof/>
                 <w:webHidden/>
               </w:rPr>
-              <w:instrText xml:space="preserve"> PAGEREF _Toc220173093 \h </w:instrText>
+              <w:instrText xml:space="preserve"> PAGEREF _Toc220176186 \h </w:instrText>
             </w:r>
             <w:r>
               <w:rPr>
@@ -2545,7 +2610,7 @@
               <w14:ligatures w14:val="standardContextual"/>
             </w:rPr>
           </w:pPr>
-          <w:hyperlink w:anchor="_Toc220173094" w:history="1">
+          <w:hyperlink w:anchor="_Toc220176187" w:history="1">
             <w:r>
               <w:rPr>
                 <w:rStyle w:val="Hyperlink"/>
@@ -2572,7 +2637,7 @@
                 <w:noProof/>
                 <w:webHidden/>
               </w:rPr>
-              <w:instrText xml:space="preserve"> PAGEREF _Toc220173094 \h </w:instrText>
+              <w:instrText xml:space="preserve"> PAGEREF _Toc220176187 \h </w:instrText>
             </w:r>
             <w:r>
               <w:rPr>
@@ -2619,7 +2684,7 @@
               <w14:ligatures w14:val="standardContextual"/>
             </w:rPr>
           </w:pPr>
-          <w:hyperlink w:anchor="_Toc220173095" w:history="1">
+          <w:hyperlink w:anchor="_Toc220176188" w:history="1">
             <w:r>
               <w:rPr>
                 <w:rStyle w:val="Hyperlink"/>
@@ -2646,7 +2711,7 @@
                 <w:noProof/>
                 <w:webHidden/>
               </w:rPr>
-              <w:instrText xml:space="preserve"> PAGEREF _Toc220173095 \h </w:instrText>
+              <w:instrText xml:space="preserve"> PAGEREF _Toc220176188 \h </w:instrText>
             </w:r>
             <w:r>
               <w:rPr>
@@ -2694,7 +2759,7 @@
               <w14:ligatures w14:val="standardContextual"/>
             </w:rPr>
           </w:pPr>
-          <w:hyperlink w:anchor="_Toc220173096" w:history="1">
+          <w:hyperlink w:anchor="_Toc220176189" w:history="1">
             <w:r>
               <w:rPr>
                 <w:rStyle w:val="Hyperlink"/>
@@ -2721,7 +2786,7 @@
                 <w:noProof/>
                 <w:webHidden/>
               </w:rPr>
-              <w:instrText xml:space="preserve"> PAGEREF _Toc220173096 \h </w:instrText>
+              <w:instrText xml:space="preserve"> PAGEREF _Toc220176189 \h </w:instrText>
             </w:r>
             <w:r>
               <w:rPr>
@@ -2769,7 +2834,7 @@
               <w14:ligatures w14:val="standardContextual"/>
             </w:rPr>
           </w:pPr>
-          <w:hyperlink w:anchor="_Toc220173097" w:history="1">
+          <w:hyperlink w:anchor="_Toc220176190" w:history="1">
             <w:r>
               <w:rPr>
                 <w:rStyle w:val="Hyperlink"/>
@@ -2796,7 +2861,7 @@
                 <w:noProof/>
                 <w:webHidden/>
               </w:rPr>
-              <w:instrText xml:space="preserve"> PAGEREF _Toc220173097 \h </w:instrText>
+              <w:instrText xml:space="preserve"> PAGEREF _Toc220176190 \h </w:instrText>
             </w:r>
             <w:r>
               <w:rPr>
@@ -2844,7 +2909,7 @@
               <w14:ligatures w14:val="standardContextual"/>
             </w:rPr>
           </w:pPr>
-          <w:hyperlink w:anchor="_Toc220173098" w:history="1">
+          <w:hyperlink w:anchor="_Toc220176191" w:history="1">
             <w:r>
               <w:rPr>
                 <w:rStyle w:val="Hyperlink"/>
@@ -2871,7 +2936,7 @@
                 <w:noProof/>
                 <w:webHidden/>
               </w:rPr>
-              <w:instrText xml:space="preserve"> PAGEREF _Toc220173098 \h </w:instrText>
+              <w:instrText xml:space="preserve"> PAGEREF _Toc220176191 \h </w:instrText>
             </w:r>
             <w:r>
               <w:rPr>
@@ -2917,7 +2982,7 @@
               <w14:ligatures w14:val="standardContextual"/>
             </w:rPr>
           </w:pPr>
-          <w:hyperlink w:anchor="_Toc220173099" w:history="1">
+          <w:hyperlink w:anchor="_Toc220176192" w:history="1">
             <w:r>
               <w:rPr>
                 <w:rStyle w:val="Hyperlink"/>
@@ -2965,7 +3030,7 @@
                 <w:noProof/>
                 <w:webHidden/>
               </w:rPr>
-              <w:instrText xml:space="preserve"> PAGEREF _Toc220173099 \h </w:instrText>
+              <w:instrText xml:space="preserve"> PAGEREF _Toc220176192 \h </w:instrText>
             </w:r>
             <w:r>
               <w:rPr>
@@ -3011,7 +3076,7 @@
               <w14:ligatures w14:val="standardContextual"/>
             </w:rPr>
           </w:pPr>
-          <w:hyperlink w:anchor="_Toc220173100" w:history="1">
+          <w:hyperlink w:anchor="_Toc220176193" w:history="1">
             <w:r>
               <w:rPr>
                 <w:rStyle w:val="Hyperlink"/>
@@ -3059,7 +3124,7 @@
                 <w:noProof/>
                 <w:webHidden/>
               </w:rPr>
-              <w:instrText xml:space="preserve"> PAGEREF _Toc220173100 \h </w:instrText>
+              <w:instrText xml:space="preserve"> PAGEREF _Toc220176193 \h </w:instrText>
             </w:r>
             <w:r>
               <w:rPr>
@@ -3105,7 +3170,7 @@
               <w14:ligatures w14:val="standardContextual"/>
             </w:rPr>
           </w:pPr>
-          <w:hyperlink w:anchor="_Toc220173101" w:history="1">
+          <w:hyperlink w:anchor="_Toc220176194" w:history="1">
             <w:r>
               <w:rPr>
                 <w:rStyle w:val="Hyperlink"/>
@@ -3153,7 +3218,7 @@
                 <w:noProof/>
                 <w:webHidden/>
               </w:rPr>
-              <w:instrText xml:space="preserve"> PAGEREF _Toc220173101 \h </w:instrText>
+              <w:instrText xml:space="preserve"> PAGEREF _Toc220176194 \h </w:instrText>
             </w:r>
             <w:r>
               <w:rPr>
@@ -3199,7 +3264,7 @@
               <w14:ligatures w14:val="standardContextual"/>
             </w:rPr>
           </w:pPr>
-          <w:hyperlink w:anchor="_Toc220173102" w:history="1">
+          <w:hyperlink w:anchor="_Toc220176195" w:history="1">
             <w:r>
               <w:rPr>
                 <w:rStyle w:val="Hyperlink"/>
@@ -3247,7 +3312,7 @@
                 <w:noProof/>
                 <w:webHidden/>
               </w:rPr>
-              <w:instrText xml:space="preserve"> PAGEREF _Toc220173102 \h </w:instrText>
+              <w:instrText xml:space="preserve"> PAGEREF _Toc220176195 \h </w:instrText>
             </w:r>
             <w:r>
               <w:rPr>
@@ -3331,7 +3396,7 @@
         </w:numPr>
         <w:jc w:val="both"/>
       </w:pPr>
-      <w:bookmarkStart w:id="0" w:name="_Toc220173070"/>
+      <w:bookmarkStart w:id="0" w:name="_Toc220176163"/>
       <w:r>
         <w:t>Abstract</w:t>
       </w:r>
@@ -3380,7 +3445,7 @@
           <w:numId w:val="1"/>
         </w:numPr>
       </w:pPr>
-      <w:bookmarkStart w:id="1" w:name="_Toc220173071"/>
+      <w:bookmarkStart w:id="1" w:name="_Toc220176164"/>
       <w:r>
         <w:t>Introduction</w:t>
       </w:r>
@@ -3399,23 +3464,7 @@
           <w:sz w:val="24"/>
           <w:szCs w:val="24"/>
         </w:rPr>
-        <w:t xml:space="preserve">Databases remain the backbone of modern data-driven systems, and structured query languages such as SQL and MongoDB’s aggregation framework are essential for retrieving and </w:t>
-      </w:r>
-      <w:proofErr w:type="spellStart"/>
-      <w:r>
-        <w:rPr>
-          <w:sz w:val="24"/>
-          <w:szCs w:val="24"/>
-        </w:rPr>
-        <w:t>analyzing</w:t>
-      </w:r>
-      <w:proofErr w:type="spellEnd"/>
-      <w:r>
-        <w:rPr>
-          <w:sz w:val="24"/>
-          <w:szCs w:val="24"/>
-        </w:rPr>
-        <w:t xml:space="preserve"> data. However, writing correct queries requires technical expertise, making database interaction challenging for non-technical users. Natural language interfaces aim to bridge this gap by automatically generating structured queries from user questions.</w:t>
+        <w:t>Databases remain the backbone of modern data-driven systems, and structured query languages such as SQL and MongoDB’s aggregation framework are essential for retrieving and analyzing data. However, writing correct queries requires technical expertise, making database interaction challenging for non-technical users. Natural language interfaces aim to bridge this gap by automatically generating structured queries from user questions.</w:t>
       </w:r>
     </w:p>
     <w:p>
@@ -3451,7 +3500,7 @@
           <w:numId w:val="1"/>
         </w:numPr>
       </w:pPr>
-      <w:bookmarkStart w:id="2" w:name="_Toc220173072"/>
+      <w:bookmarkStart w:id="2" w:name="_Toc220176165"/>
       <w:r>
         <w:t>Problem Statement</w:t>
       </w:r>
@@ -3465,7 +3514,7 @@
           <w:numId w:val="1"/>
         </w:numPr>
       </w:pPr>
-      <w:bookmarkStart w:id="3" w:name="_Toc220173073"/>
+      <w:bookmarkStart w:id="3" w:name="_Toc220176166"/>
       <w:r>
         <w:t>Natural Language to SQL Translation</w:t>
       </w:r>
@@ -3507,7 +3556,7 @@
       <w:r>
         <w:t xml:space="preserve"> </w:t>
       </w:r>
-      <w:bookmarkStart w:id="4" w:name="_Toc220173074"/>
+      <w:bookmarkStart w:id="4" w:name="_Toc220176167"/>
       <w:r>
         <w:t>SQL to NoSQL Translation</w:t>
       </w:r>
@@ -3540,7 +3589,7 @@
           <w:numId w:val="1"/>
         </w:numPr>
       </w:pPr>
-      <w:bookmarkStart w:id="5" w:name="_Toc220173075"/>
+      <w:bookmarkStart w:id="5" w:name="_Toc220176168"/>
       <w:r>
         <w:lastRenderedPageBreak/>
         <w:t>Project Objectives</w:t>
@@ -3600,23 +3649,7 @@
           <w:rFonts w:asciiTheme="minorHAnsi" w:eastAsiaTheme="minorEastAsia" w:hAnsiTheme="minorHAnsi" w:cstheme="minorBidi"/>
           <w:lang w:eastAsia="en-US"/>
         </w:rPr>
-        <w:t xml:space="preserve">To </w:t>
-      </w:r>
-      <w:proofErr w:type="spellStart"/>
-      <w:r>
-        <w:rPr>
-          <w:rFonts w:asciiTheme="minorHAnsi" w:eastAsiaTheme="minorEastAsia" w:hAnsiTheme="minorHAnsi" w:cstheme="minorBidi"/>
-          <w:lang w:eastAsia="en-US"/>
-        </w:rPr>
-        <w:t>analyze</w:t>
-      </w:r>
-      <w:proofErr w:type="spellEnd"/>
-      <w:r>
-        <w:rPr>
-          <w:rFonts w:asciiTheme="minorHAnsi" w:eastAsiaTheme="minorEastAsia" w:hAnsiTheme="minorHAnsi" w:cstheme="minorBidi"/>
-          <w:lang w:eastAsia="en-US"/>
-        </w:rPr>
-        <w:t xml:space="preserve"> the limitations of schema-agnostic approaches for structured query generation.</w:t>
+        <w:t>To analyze the limitations of schema-agnostic approaches for structured query generation.</w:t>
       </w:r>
     </w:p>
     <w:p>
@@ -3690,7 +3723,7 @@
           <w:rFonts w:eastAsiaTheme="minorEastAsia"/>
         </w:rPr>
       </w:pPr>
-      <w:bookmarkStart w:id="6" w:name="_Toc220173076"/>
+      <w:bookmarkStart w:id="6" w:name="_Toc220176169"/>
       <w:r>
         <w:rPr>
           <w:rFonts w:eastAsiaTheme="minorEastAsia"/>
@@ -3714,7 +3747,7 @@
           <w:szCs w:val="27"/>
         </w:rPr>
       </w:pPr>
-      <w:bookmarkStart w:id="7" w:name="_Toc220173077"/>
+      <w:bookmarkStart w:id="7" w:name="_Toc220176170"/>
       <w:r>
         <w:rPr>
           <w:rStyle w:val="Strong"/>
@@ -3745,7 +3778,7 @@
       <w:pPr>
         <w:pStyle w:val="Heading2"/>
       </w:pPr>
-      <w:bookmarkStart w:id="8" w:name="_Toc220173078"/>
+      <w:bookmarkStart w:id="8" w:name="_Toc220176171"/>
       <w:r>
         <w:rPr>
           <w:rStyle w:val="Strong"/>
@@ -3771,23 +3804,7 @@
           <w:rFonts w:asciiTheme="minorHAnsi" w:eastAsiaTheme="minorEastAsia" w:hAnsiTheme="minorHAnsi" w:cstheme="minorBidi"/>
           <w:lang w:eastAsia="en-US"/>
         </w:rPr>
-        <w:t xml:space="preserve">Transformer architectures introduced attention mechanisms that improved alignment between user questions and schema elements. By jointly encoding the question and schema, transformer-based models achieve better performance than sequence-only approaches. However, standard transformers still face challenges in explicitly </w:t>
-      </w:r>
-      <w:proofErr w:type="spellStart"/>
-      <w:r>
-        <w:rPr>
-          <w:rFonts w:asciiTheme="minorHAnsi" w:eastAsiaTheme="minorEastAsia" w:hAnsiTheme="minorHAnsi" w:cstheme="minorBidi"/>
-          <w:lang w:eastAsia="en-US"/>
-        </w:rPr>
-        <w:t>modeling</w:t>
-      </w:r>
-      <w:proofErr w:type="spellEnd"/>
-      <w:r>
-        <w:rPr>
-          <w:rFonts w:asciiTheme="minorHAnsi" w:eastAsiaTheme="minorEastAsia" w:hAnsiTheme="minorHAnsi" w:cstheme="minorBidi"/>
-          <w:lang w:eastAsia="en-US"/>
-        </w:rPr>
-        <w:t xml:space="preserve"> relationships such as primary-foreign key dependencies</w:t>
+        <w:t>Transformer architectures introduced attention mechanisms that improved alignment between user questions and schema elements. By jointly encoding the question and schema, transformer-based models achieve better performance than sequence-only approaches. However, standard transformers still face challenges in explicitly modeling relationships such as primary-foreign key dependencies</w:t>
       </w:r>
       <w:r>
         <w:rPr>
@@ -3803,7 +3820,7 @@
       <w:pPr>
         <w:pStyle w:val="Heading2"/>
       </w:pPr>
-      <w:bookmarkStart w:id="9" w:name="_Toc220173079"/>
+      <w:bookmarkStart w:id="9" w:name="_Toc220176172"/>
       <w:r>
         <w:rPr>
           <w:rStyle w:val="Strong"/>
@@ -3827,30 +3844,14 @@
           <w:rFonts w:asciiTheme="minorHAnsi" w:eastAsiaTheme="minorEastAsia" w:hAnsiTheme="minorHAnsi" w:cstheme="minorBidi"/>
           <w:lang w:eastAsia="en-US"/>
         </w:rPr>
-        <w:t xml:space="preserve">Relation-aware models address this limitation by representing the schema as a graph. Tables and columns are </w:t>
-      </w:r>
-      <w:proofErr w:type="spellStart"/>
-      <w:r>
-        <w:rPr>
-          <w:rFonts w:asciiTheme="minorHAnsi" w:eastAsiaTheme="minorEastAsia" w:hAnsiTheme="minorHAnsi" w:cstheme="minorBidi"/>
-          <w:lang w:eastAsia="en-US"/>
-        </w:rPr>
-        <w:t>modeled</w:t>
-      </w:r>
-      <w:proofErr w:type="spellEnd"/>
-      <w:r>
-        <w:rPr>
-          <w:rFonts w:asciiTheme="minorHAnsi" w:eastAsiaTheme="minorEastAsia" w:hAnsiTheme="minorHAnsi" w:cstheme="minorBidi"/>
-          <w:lang w:eastAsia="en-US"/>
-        </w:rPr>
-        <w:t xml:space="preserve"> as nodes, and relationships such as foreign keys are encoded as edges. This representation enables the model to reason explicitly about joins and table relationships, leading to improved performance on complex queries.</w:t>
+        <w:t>Relation-aware models address this limitation by representing the schema as a graph. Tables and columns are modeled as nodes, and relationships such as foreign keys are encoded as edges. This representation enables the model to reason explicitly about joins and table relationships, leading to improved performance on complex queries.</w:t>
       </w:r>
     </w:p>
     <w:p>
       <w:pPr>
         <w:pStyle w:val="Heading2"/>
       </w:pPr>
-      <w:bookmarkStart w:id="10" w:name="_Toc220173080"/>
+      <w:bookmarkStart w:id="10" w:name="_Toc220176173"/>
       <w:r>
         <w:rPr>
           <w:rStyle w:val="Strong"/>
@@ -3907,7 +3908,7 @@
           <w:rFonts w:eastAsiaTheme="minorEastAsia"/>
         </w:rPr>
       </w:pPr>
-      <w:bookmarkStart w:id="11" w:name="_Toc220173081"/>
+      <w:bookmarkStart w:id="11" w:name="_Toc220176174"/>
       <w:r>
         <w:rPr>
           <w:rFonts w:eastAsiaTheme="minorEastAsia"/>
@@ -3925,7 +3926,7 @@
           <w:szCs w:val="27"/>
         </w:rPr>
       </w:pPr>
-      <w:bookmarkStart w:id="12" w:name="_Toc220173082"/>
+      <w:bookmarkStart w:id="12" w:name="_Toc220176175"/>
       <w:r>
         <w:rPr>
           <w:rStyle w:val="Strong"/>
@@ -3965,23 +3966,7 @@
           <w:rFonts w:asciiTheme="minorHAnsi" w:eastAsiaTheme="minorEastAsia" w:hAnsiTheme="minorHAnsi" w:cstheme="minorBidi"/>
           <w:lang w:eastAsia="en-US"/>
         </w:rPr>
-        <w:t xml:space="preserve">At the input layer, user queries and database schemas are </w:t>
-      </w:r>
-      <w:proofErr w:type="spellStart"/>
-      <w:r>
-        <w:rPr>
-          <w:rFonts w:asciiTheme="minorHAnsi" w:eastAsiaTheme="minorEastAsia" w:hAnsiTheme="minorHAnsi" w:cstheme="minorBidi"/>
-          <w:lang w:eastAsia="en-US"/>
-        </w:rPr>
-        <w:t>preprocessed</w:t>
-      </w:r>
-      <w:proofErr w:type="spellEnd"/>
-      <w:r>
-        <w:rPr>
-          <w:rFonts w:asciiTheme="minorHAnsi" w:eastAsiaTheme="minorEastAsia" w:hAnsiTheme="minorHAnsi" w:cstheme="minorBidi"/>
-          <w:lang w:eastAsia="en-US"/>
-        </w:rPr>
-        <w:t xml:space="preserve"> and converted into model-specific representations. The inference layer contains multiple model pipelines, including traditional neural models and large language model–based systems. Finally, the output layer validates generated queries using database execution to ensure semantic correctness.</w:t>
+        <w:t>At the input layer, user queries and database schemas are preprocessed and converted into model-specific representations. The inference layer contains multiple model pipelines, including traditional neural models and large language model–based systems. Finally, the output layer validates generated queries using database execution to ensure semantic correctness.</w:t>
       </w:r>
     </w:p>
     <w:p>
@@ -4004,6 +3989,7 @@
       <w:r>
         <w:rPr>
           <w:rFonts w:asciiTheme="minorHAnsi" w:eastAsiaTheme="minorEastAsia" w:hAnsiTheme="minorHAnsi" w:cstheme="minorBidi"/>
+          <w:noProof/>
           <w:lang w:eastAsia="en-US"/>
         </w:rPr>
         <w:drawing>
@@ -4036,7 +4022,7 @@
                     </pic:cNvPicPr>
                   </pic:nvPicPr>
                   <pic:blipFill>
-                    <a:blip r:embed="rId9"/>
+                    <a:blip r:embed="rId11"/>
                     <a:stretch>
                       <a:fillRect/>
                     </a:stretch>
@@ -4091,7 +4077,7 @@
       <w:pPr>
         <w:pStyle w:val="Heading2"/>
       </w:pPr>
-      <w:bookmarkStart w:id="13" w:name="_Toc220173083"/>
+      <w:bookmarkStart w:id="13" w:name="_Toc220176176"/>
       <w:r>
         <w:rPr>
           <w:rStyle w:val="Strong"/>
@@ -4150,23 +4136,7 @@
           <w:rFonts w:asciiTheme="minorHAnsi" w:eastAsiaTheme="minorEastAsia" w:hAnsiTheme="minorHAnsi" w:cstheme="minorBidi"/>
           <w:lang w:eastAsia="en-US"/>
         </w:rPr>
-        <w:t xml:space="preserve">Relation-aware models further extend this architecture by constructing a graph representation of the schema. Tables and columns are treated as nodes, while primary key and foreign key relationships are encoded as edges. A relation-aware transformer encoder processes this graph along with the question tokens, enabling explicit </w:t>
-      </w:r>
-      <w:proofErr w:type="spellStart"/>
-      <w:r>
-        <w:rPr>
-          <w:rFonts w:asciiTheme="minorHAnsi" w:eastAsiaTheme="minorEastAsia" w:hAnsiTheme="minorHAnsi" w:cstheme="minorBidi"/>
-          <w:lang w:eastAsia="en-US"/>
-        </w:rPr>
-        <w:t>modeling</w:t>
-      </w:r>
-      <w:proofErr w:type="spellEnd"/>
-      <w:r>
-        <w:rPr>
-          <w:rFonts w:asciiTheme="minorHAnsi" w:eastAsiaTheme="minorEastAsia" w:hAnsiTheme="minorHAnsi" w:cstheme="minorBidi"/>
-          <w:lang w:eastAsia="en-US"/>
-        </w:rPr>
-        <w:t xml:space="preserve"> of joins and table relationships. The decoder then generates SQL queries that better reflect the relational structure of the database.</w:t>
+        <w:t>Relation-aware models further extend this architecture by constructing a graph representation of the schema. Tables and columns are treated as nodes, while primary key and foreign key relationships are encoded as edges. A relation-aware transformer encoder processes this graph along with the question tokens, enabling explicit modeling of joins and table relationships. The decoder then generates SQL queries that better reflect the relational structure of the database.</w:t>
       </w:r>
     </w:p>
     <w:p>
@@ -4339,7 +4309,7 @@
                     <pic:cNvPicPr/>
                   </pic:nvPicPr>
                   <pic:blipFill>
-                    <a:blip r:embed="rId10" cstate="print">
+                    <a:blip r:embed="rId12" cstate="print">
                       <a:extLst>
                         <a:ext uri="{28A0092B-C50C-407E-A947-70E740481C1C}">
                           <a14:useLocalDpi xmlns:a14="http://schemas.microsoft.com/office/drawing/2010/main" val="0"/>
@@ -4371,7 +4341,7 @@
       <w:pPr>
         <w:pStyle w:val="Heading2"/>
       </w:pPr>
-      <w:bookmarkStart w:id="14" w:name="_Toc220173084"/>
+      <w:bookmarkStart w:id="14" w:name="_Toc220176177"/>
       <w:r>
         <w:rPr>
           <w:rStyle w:val="Strong"/>
@@ -4589,7 +4559,7 @@
                     <pic:cNvPicPr/>
                   </pic:nvPicPr>
                   <pic:blipFill>
-                    <a:blip r:embed="rId11" cstate="print">
+                    <a:blip r:embed="rId13" cstate="print">
                       <a:extLst>
                         <a:ext uri="{28A0092B-C50C-407E-A947-70E740481C1C}">
                           <a14:useLocalDpi xmlns:a14="http://schemas.microsoft.com/office/drawing/2010/main" val="0"/>
@@ -4622,7 +4592,7 @@
       <w:pPr>
         <w:pStyle w:val="Heading2"/>
       </w:pPr>
-      <w:bookmarkStart w:id="15" w:name="_Toc220173085"/>
+      <w:bookmarkStart w:id="15" w:name="_Toc220176178"/>
       <w:r>
         <w:rPr>
           <w:rStyle w:val="Strong"/>
@@ -4677,6 +4647,7 @@
       <w:r>
         <w:rPr>
           <w:rFonts w:asciiTheme="minorHAnsi" w:eastAsiaTheme="minorEastAsia" w:hAnsiTheme="minorHAnsi" w:cstheme="minorBidi"/>
+          <w:noProof/>
           <w:lang w:eastAsia="en-US"/>
         </w:rPr>
         <w:drawing>
@@ -4709,7 +4680,7 @@
                     </pic:cNvPicPr>
                   </pic:nvPicPr>
                   <pic:blipFill>
-                    <a:blip r:embed="rId12"/>
+                    <a:blip r:embed="rId14"/>
                     <a:stretch>
                       <a:fillRect/>
                     </a:stretch>
@@ -4748,27 +4719,7 @@
           <w:szCs w:val="20"/>
           <w:lang w:eastAsia="en-US"/>
         </w:rPr>
-        <w:t xml:space="preserve">Link to </w:t>
-      </w:r>
-      <w:proofErr w:type="gramStart"/>
-      <w:r>
-        <w:rPr>
-          <w:rFonts w:asciiTheme="minorHAnsi" w:eastAsiaTheme="minorEastAsia" w:hAnsiTheme="minorHAnsi" w:cstheme="minorBidi"/>
-          <w:sz w:val="20"/>
-          <w:szCs w:val="20"/>
-          <w:lang w:eastAsia="en-US"/>
-        </w:rPr>
-        <w:t>paper :</w:t>
-      </w:r>
-      <w:proofErr w:type="gramEnd"/>
-      <w:r>
-        <w:rPr>
-          <w:rFonts w:asciiTheme="minorHAnsi" w:eastAsiaTheme="minorEastAsia" w:hAnsiTheme="minorHAnsi" w:cstheme="minorBidi"/>
-          <w:sz w:val="20"/>
-          <w:szCs w:val="20"/>
-          <w:lang w:eastAsia="en-US"/>
-        </w:rPr>
-        <w:t xml:space="preserve"> https://arxiv.org/pdf/2502.11201</w:t>
+        <w:t>Link to paper : https://arxiv.org/pdf/2502.11201</w:t>
       </w:r>
     </w:p>
     <w:p>
@@ -5002,7 +4953,7 @@
                     <pic:cNvPicPr/>
                   </pic:nvPicPr>
                   <pic:blipFill>
-                    <a:blip r:embed="rId13" cstate="print">
+                    <a:blip r:embed="rId15" cstate="print">
                       <a:extLst>
                         <a:ext uri="{28A0092B-C50C-407E-A947-70E740481C1C}">
                           <a14:useLocalDpi xmlns:a14="http://schemas.microsoft.com/office/drawing/2010/main" val="0"/>
@@ -5071,7 +5022,7 @@
           <w:bCs w:val="0"/>
         </w:rPr>
       </w:pPr>
-      <w:bookmarkStart w:id="16" w:name="_Toc220173086"/>
+      <w:bookmarkStart w:id="16" w:name="_Toc220176179"/>
       <w:r>
         <w:rPr>
           <w:rStyle w:val="Strong"/>
@@ -5749,7 +5700,6 @@
                 <w:szCs w:val="21"/>
               </w:rPr>
             </w:pPr>
-            <w:proofErr w:type="spellStart"/>
             <w:r>
               <w:rPr>
                 <w:b w:val="0"/>
@@ -5757,17 +5707,7 @@
                 <w:sz w:val="21"/>
                 <w:szCs w:val="21"/>
               </w:rPr>
-              <w:t>GaussAlgo</w:t>
-            </w:r>
-            <w:proofErr w:type="spellEnd"/>
-            <w:r>
-              <w:rPr>
-                <w:b w:val="0"/>
-                <w:bCs w:val="0"/>
-                <w:sz w:val="21"/>
-                <w:szCs w:val="21"/>
-              </w:rPr>
-              <w:t xml:space="preserve"> (T5-Large)</w:t>
+              <w:t>GaussAlgo (T5-Large)</w:t>
             </w:r>
           </w:p>
         </w:tc>
@@ -6091,7 +6031,7 @@
           <w:rFonts w:eastAsiaTheme="minorEastAsia"/>
         </w:rPr>
       </w:pPr>
-      <w:bookmarkStart w:id="17" w:name="_Toc220173087"/>
+      <w:bookmarkStart w:id="17" w:name="_Toc220176180"/>
       <w:r>
         <w:rPr>
           <w:rFonts w:eastAsiaTheme="minorEastAsia"/>
@@ -6139,7 +6079,7 @@
       <w:pPr>
         <w:pStyle w:val="Heading2"/>
       </w:pPr>
-      <w:bookmarkStart w:id="18" w:name="_Toc220173088"/>
+      <w:bookmarkStart w:id="18" w:name="_Toc220176181"/>
       <w:r>
         <w:rPr>
           <w:rStyle w:val="Strong"/>
@@ -6202,7 +6142,7 @@
       <w:pPr>
         <w:pStyle w:val="Heading2"/>
       </w:pPr>
-      <w:bookmarkStart w:id="19" w:name="_Toc220173089"/>
+      <w:bookmarkStart w:id="19" w:name="_Toc220176182"/>
       <w:r>
         <w:rPr>
           <w:rStyle w:val="Strong"/>
@@ -6258,30 +6198,14 @@
           <w:rFonts w:asciiTheme="minorHAnsi" w:eastAsiaTheme="minorEastAsia" w:hAnsiTheme="minorHAnsi" w:cstheme="minorBidi"/>
           <w:lang w:eastAsia="en-US"/>
         </w:rPr>
-        <w:t xml:space="preserve">In this project, WikiSQL is used to validate baseline performance and to contrast model </w:t>
-      </w:r>
-      <w:proofErr w:type="spellStart"/>
-      <w:r>
-        <w:rPr>
-          <w:rFonts w:asciiTheme="minorHAnsi" w:eastAsiaTheme="minorEastAsia" w:hAnsiTheme="minorHAnsi" w:cstheme="minorBidi"/>
-          <w:lang w:eastAsia="en-US"/>
-        </w:rPr>
-        <w:t>behavior</w:t>
-      </w:r>
-      <w:proofErr w:type="spellEnd"/>
-      <w:r>
-        <w:rPr>
-          <w:rFonts w:asciiTheme="minorHAnsi" w:eastAsiaTheme="minorEastAsia" w:hAnsiTheme="minorHAnsi" w:cstheme="minorBidi"/>
-          <w:lang w:eastAsia="en-US"/>
-        </w:rPr>
-        <w:t xml:space="preserve"> between simple and complex query settings. The dataset highlights the limitations of models that perform well on simple queries but fail to generalize to multi-table scenarios.</w:t>
+        <w:t>In this project, WikiSQL is used to validate baseline performance and to contrast model behavior between simple and complex query settings. The dataset highlights the limitations of models that perform well on simple queries but fail to generalize to multi-table scenarios.</w:t>
       </w:r>
     </w:p>
     <w:p>
       <w:pPr>
         <w:pStyle w:val="Heading2"/>
       </w:pPr>
-      <w:bookmarkStart w:id="20" w:name="_Toc220173090"/>
+      <w:bookmarkStart w:id="20" w:name="_Toc220176183"/>
       <w:r>
         <w:rPr>
           <w:rStyle w:val="Strong"/>
@@ -6329,23 +6253,7 @@
           <w:rFonts w:asciiTheme="minorHAnsi" w:eastAsiaTheme="minorEastAsia" w:hAnsiTheme="minorHAnsi" w:cstheme="minorBidi"/>
           <w:lang w:eastAsia="en-US"/>
         </w:rPr>
-        <w:t xml:space="preserve">BirdBench introduces realistic challenges such as type mismatches, engine-specific </w:t>
-      </w:r>
-      <w:proofErr w:type="spellStart"/>
-      <w:r>
-        <w:rPr>
-          <w:rFonts w:asciiTheme="minorHAnsi" w:eastAsiaTheme="minorEastAsia" w:hAnsiTheme="minorHAnsi" w:cstheme="minorBidi"/>
-          <w:lang w:eastAsia="en-US"/>
-        </w:rPr>
-        <w:t>behavior</w:t>
-      </w:r>
-      <w:proofErr w:type="spellEnd"/>
-      <w:r>
-        <w:rPr>
-          <w:rFonts w:asciiTheme="minorHAnsi" w:eastAsiaTheme="minorEastAsia" w:hAnsiTheme="minorHAnsi" w:cstheme="minorBidi"/>
-          <w:lang w:eastAsia="en-US"/>
-        </w:rPr>
-        <w:t>, date handling, and complex join conditions. By evaluating the full pipeline from natural language to database execution, BirdBench exposes failure modes that are often hidden by string-based evaluation metrics.</w:t>
+        <w:t>BirdBench introduces realistic challenges such as type mismatches, engine-specific behavior, date handling, and complex join conditions. By evaluating the full pipeline from natural language to database execution, BirdBench exposes failure modes that are often hidden by string-based evaluation metrics.</w:t>
       </w:r>
     </w:p>
     <w:p>
@@ -6379,7 +6287,7 @@
       <w:pPr>
         <w:pStyle w:val="Heading2"/>
       </w:pPr>
-      <w:bookmarkStart w:id="21" w:name="_Toc220173091"/>
+      <w:bookmarkStart w:id="21" w:name="_Toc220176184"/>
       <w:r>
         <w:rPr>
           <w:rStyle w:val="Strong"/>
@@ -6417,7 +6325,7 @@
           <w:rFonts w:eastAsiaTheme="minorEastAsia"/>
         </w:rPr>
       </w:pPr>
-      <w:bookmarkStart w:id="22" w:name="_Toc220173092"/>
+      <w:bookmarkStart w:id="22" w:name="_Toc220176185"/>
       <w:r>
         <w:rPr>
           <w:rFonts w:eastAsiaTheme="minorEastAsia"/>
@@ -6435,7 +6343,7 @@
           <w:szCs w:val="36"/>
         </w:rPr>
       </w:pPr>
-      <w:bookmarkStart w:id="23" w:name="_Toc220173093"/>
+      <w:bookmarkStart w:id="23" w:name="_Toc220176186"/>
       <w:r>
         <w:rPr>
           <w:rStyle w:val="Strong"/>
@@ -6580,7 +6488,7 @@
           <w:rStyle w:val="Strong"/>
         </w:rPr>
       </w:pPr>
-      <w:bookmarkStart w:id="24" w:name="_Toc220173094"/>
+      <w:bookmarkStart w:id="24" w:name="_Toc220176187"/>
       <w:r>
         <w:rPr>
           <w:rStyle w:val="Strong"/>
@@ -6695,7 +6603,7 @@
           <w:bCs w:val="0"/>
         </w:rPr>
       </w:pPr>
-      <w:bookmarkStart w:id="25" w:name="_Toc220173095"/>
+      <w:bookmarkStart w:id="25" w:name="_Toc220176188"/>
       <w:r>
         <w:rPr>
           <w:rStyle w:val="Strong"/>
@@ -6710,7 +6618,7 @@
       <w:pPr>
         <w:pStyle w:val="Heading3"/>
       </w:pPr>
-      <w:bookmarkStart w:id="26" w:name="_Toc220173096"/>
+      <w:bookmarkStart w:id="26" w:name="_Toc220176189"/>
       <w:r>
         <w:t>Text 2 SQL</w:t>
       </w:r>
@@ -7179,7 +7087,6 @@
                 <w:szCs w:val="20"/>
               </w:rPr>
             </w:pPr>
-            <w:proofErr w:type="spellStart"/>
             <w:r>
               <w:rPr>
                 <w:b w:val="0"/>
@@ -7187,17 +7094,7 @@
                 <w:sz w:val="20"/>
                 <w:szCs w:val="20"/>
               </w:rPr>
-              <w:t>GaussAlgo</w:t>
-            </w:r>
-            <w:proofErr w:type="spellEnd"/>
-            <w:r>
-              <w:rPr>
-                <w:b w:val="0"/>
-                <w:bCs w:val="0"/>
-                <w:sz w:val="20"/>
-                <w:szCs w:val="20"/>
-              </w:rPr>
-              <w:t xml:space="preserve"> (T5-Large)</w:t>
+              <w:t>GaussAlgo (T5-Large)</w:t>
             </w:r>
           </w:p>
         </w:tc>
@@ -7468,23 +7365,7 @@
           <w:lang w:eastAsia="en-US"/>
         </w:rPr>
         <w:lastRenderedPageBreak/>
-        <w:t xml:space="preserve">Transformer-based models demonstrate substantial improvements. The fine-tuned T5 model shows a significant increase in execution accuracy, indicating that attention-based mechanisms enable better alignment between user questions and schema elements. The </w:t>
-      </w:r>
-      <w:proofErr w:type="spellStart"/>
-      <w:r>
-        <w:rPr>
-          <w:rFonts w:asciiTheme="minorHAnsi" w:eastAsiaTheme="minorEastAsia" w:hAnsiTheme="minorHAnsi" w:cstheme="minorBidi"/>
-          <w:lang w:eastAsia="en-US"/>
-        </w:rPr>
-        <w:t>GaussAlgo</w:t>
-      </w:r>
-      <w:proofErr w:type="spellEnd"/>
-      <w:r>
-        <w:rPr>
-          <w:rFonts w:asciiTheme="minorHAnsi" w:eastAsiaTheme="minorEastAsia" w:hAnsiTheme="minorHAnsi" w:cstheme="minorBidi"/>
-          <w:lang w:eastAsia="en-US"/>
-        </w:rPr>
-        <w:t xml:space="preserve"> T5-Large model further improves execution accuracy, benefiting from a deeper transformer architecture and stronger pretraining.</w:t>
+        <w:t>Transformer-based models demonstrate substantial improvements. The fine-tuned T5 model shows a significant increase in execution accuracy, indicating that attention-based mechanisms enable better alignment between user questions and schema elements. The GaussAlgo T5-Large model further improves execution accuracy, benefiting from a deeper transformer architecture and stronger pretraining.</w:t>
       </w:r>
     </w:p>
     <w:p>
@@ -7502,30 +7383,14 @@
           <w:rFonts w:asciiTheme="minorHAnsi" w:eastAsiaTheme="minorEastAsia" w:hAnsiTheme="minorHAnsi" w:cstheme="minorBidi"/>
           <w:lang w:eastAsia="en-US"/>
         </w:rPr>
-        <w:t xml:space="preserve">The best overall performance is achieved by the relation-aware RAT-SQL-T5-Lite model. By explicitly </w:t>
-      </w:r>
-      <w:proofErr w:type="spellStart"/>
-      <w:r>
-        <w:rPr>
-          <w:rFonts w:asciiTheme="minorHAnsi" w:eastAsiaTheme="minorEastAsia" w:hAnsiTheme="minorHAnsi" w:cstheme="minorBidi"/>
-          <w:lang w:eastAsia="en-US"/>
-        </w:rPr>
-        <w:t>modeling</w:t>
-      </w:r>
-      <w:proofErr w:type="spellEnd"/>
-      <w:r>
-        <w:rPr>
-          <w:rFonts w:asciiTheme="minorHAnsi" w:eastAsiaTheme="minorEastAsia" w:hAnsiTheme="minorHAnsi" w:cstheme="minorBidi"/>
-          <w:lang w:eastAsia="en-US"/>
-        </w:rPr>
-        <w:t xml:space="preserve"> schema relationships using graph-based representations, this model generates more accurate joins and aggregations. The higher test suite accuracy indicates stronger generalization across database variations, while the valid efficiency score suggests that the generated queries are not only correct but also relatively efficient.</w:t>
+        <w:t>The best overall performance is achieved by the relation-aware RAT-SQL-T5-Lite model. By explicitly modeling schema relationships using graph-based representations, this model generates more accurate joins and aggregations. The higher test suite accuracy indicates stronger generalization across database variations, while the valid efficiency score suggests that the generated queries are not only correct but also relatively efficient.</w:t>
       </w:r>
     </w:p>
     <w:p>
       <w:pPr>
         <w:pStyle w:val="Heading3"/>
       </w:pPr>
-      <w:bookmarkStart w:id="27" w:name="_Toc220173097"/>
+      <w:bookmarkStart w:id="27" w:name="_Toc220176190"/>
       <w:r>
         <w:t>S</w:t>
       </w:r>
@@ -7746,23 +7611,7 @@
           <w:rFonts w:asciiTheme="minorHAnsi" w:eastAsiaTheme="minorEastAsia" w:hAnsiTheme="minorHAnsi" w:cstheme="minorBidi"/>
           <w:lang w:eastAsia="en-US"/>
         </w:rPr>
-        <w:t xml:space="preserve">Rule-based approaches demonstrate predictable </w:t>
-      </w:r>
-      <w:proofErr w:type="spellStart"/>
-      <w:r>
-        <w:rPr>
-          <w:rFonts w:asciiTheme="minorHAnsi" w:eastAsiaTheme="minorEastAsia" w:hAnsiTheme="minorHAnsi" w:cstheme="minorBidi"/>
-          <w:lang w:eastAsia="en-US"/>
-        </w:rPr>
-        <w:t>behavior</w:t>
-      </w:r>
-      <w:proofErr w:type="spellEnd"/>
-      <w:r>
-        <w:rPr>
-          <w:rFonts w:asciiTheme="minorHAnsi" w:eastAsiaTheme="minorEastAsia" w:hAnsiTheme="minorHAnsi" w:cstheme="minorBidi"/>
-          <w:lang w:eastAsia="en-US"/>
-        </w:rPr>
-        <w:t xml:space="preserve"> for simple queries but fail to scale as query complexity increases. Maintaining handcrafted rules for all SQL constructs is impractical, and these methods lack robustness across schemas.</w:t>
+        <w:t>Rule-based approaches demonstrate predictable behavior for simple queries but fail to scale as query complexity increases. Maintaining handcrafted rules for all SQL constructs is impractical, and these methods lack robustness across schemas.</w:t>
       </w:r>
     </w:p>
     <w:p>
@@ -7787,7 +7636,7 @@
       <w:pPr>
         <w:pStyle w:val="Heading3"/>
       </w:pPr>
-      <w:bookmarkStart w:id="28" w:name="_Toc220173098"/>
+      <w:bookmarkStart w:id="28" w:name="_Toc220176191"/>
       <w:r>
         <w:t>SQL-to-NoSQL Evaluation Results (LLM-Based Models)</w:t>
       </w:r>
@@ -8462,10 +8311,10 @@
           <w14:ligatures w14:val="standardContextual"/>
         </w:rPr>
         <w:drawing>
-          <wp:inline distT="0" distB="0" distL="0" distR="0" wp14:anchorId="29D45696" wp14:editId="50FC90D5">
-            <wp:extent cx="5731510" cy="2938780"/>
+          <wp:inline distT="0" distB="0" distL="0" distR="0" wp14:anchorId="649F7508" wp14:editId="33B3275B">
+            <wp:extent cx="5731510" cy="3036570"/>
             <wp:effectExtent l="0" t="0" r="0" b="0"/>
-            <wp:docPr id="112482130" name="Picture 1" descr="A screenshot of a computer&#10;&#10;AI-generated content may be incorrect."/>
+            <wp:docPr id="1958311686" name="Picture 1"/>
             <wp:cNvGraphicFramePr>
               <a:graphicFrameLocks xmlns:a="http://schemas.openxmlformats.org/drawingml/2006/main" noChangeAspect="1"/>
             </wp:cNvGraphicFramePr>
@@ -8473,11 +8322,11 @@
               <a:graphicData uri="http://schemas.openxmlformats.org/drawingml/2006/picture">
                 <pic:pic xmlns:pic="http://schemas.openxmlformats.org/drawingml/2006/picture">
                   <pic:nvPicPr>
-                    <pic:cNvPr id="112482130" name="Picture 1" descr="A screenshot of a computer&#10;&#10;AI-generated content may be incorrect."/>
+                    <pic:cNvPr id="1958311686" name="Picture 1958311686"/>
                     <pic:cNvPicPr/>
                   </pic:nvPicPr>
                   <pic:blipFill>
-                    <a:blip r:embed="rId14" cstate="print">
+                    <a:blip r:embed="rId16" cstate="print">
                       <a:extLst>
                         <a:ext uri="{28A0092B-C50C-407E-A947-70E740481C1C}">
                           <a14:useLocalDpi xmlns:a14="http://schemas.microsoft.com/office/drawing/2010/main" val="0"/>
@@ -8491,7 +8340,7 @@
                   <pic:spPr>
                     <a:xfrm>
                       <a:off x="0" y="0"/>
-                      <a:ext cx="5731510" cy="2938780"/>
+                      <a:ext cx="5731510" cy="3036570"/>
                     </a:xfrm>
                     <a:prstGeom prst="rect">
                       <a:avLst/>
@@ -8542,7 +8391,7 @@
           <w:rFonts w:eastAsiaTheme="minorEastAsia"/>
         </w:rPr>
       </w:pPr>
-      <w:bookmarkStart w:id="29" w:name="_Toc220173099"/>
+      <w:bookmarkStart w:id="29" w:name="_Toc220176192"/>
       <w:r>
         <w:rPr>
           <w:rFonts w:eastAsiaTheme="minorEastAsia"/>
@@ -8565,23 +8414,7 @@
           <w:rFonts w:asciiTheme="minorHAnsi" w:eastAsiaTheme="minorEastAsia" w:hAnsiTheme="minorHAnsi" w:cstheme="minorBidi"/>
           <w:lang w:eastAsia="en-US"/>
         </w:rPr>
-        <w:t xml:space="preserve">Despite demonstrating promising results, the proposed approaches in this project are subject to several limitations related to data, </w:t>
-      </w:r>
-      <w:proofErr w:type="spellStart"/>
-      <w:r>
-        <w:rPr>
-          <w:rFonts w:asciiTheme="minorHAnsi" w:eastAsiaTheme="minorEastAsia" w:hAnsiTheme="minorHAnsi" w:cstheme="minorBidi"/>
-          <w:lang w:eastAsia="en-US"/>
-        </w:rPr>
-        <w:t>modeling</w:t>
-      </w:r>
-      <w:proofErr w:type="spellEnd"/>
-      <w:r>
-        <w:rPr>
-          <w:rFonts w:asciiTheme="minorHAnsi" w:eastAsiaTheme="minorEastAsia" w:hAnsiTheme="minorHAnsi" w:cstheme="minorBidi"/>
-          <w:lang w:eastAsia="en-US"/>
-        </w:rPr>
-        <w:t>, evaluation, and system design. These limitations highlight areas where further improvements and extensions are required.</w:t>
+        <w:t>Despite demonstrating promising results, the proposed approaches in this project are subject to several limitations related to data, modeling, evaluation, and system design. These limitations highlight areas where further improvements and extensions are required.</w:t>
       </w:r>
     </w:p>
     <w:p>
@@ -9025,7 +8858,7 @@
           <w:rFonts w:eastAsiaTheme="minorEastAsia"/>
         </w:rPr>
       </w:pPr>
-      <w:bookmarkStart w:id="30" w:name="_Toc220173100"/>
+      <w:bookmarkStart w:id="30" w:name="_Toc220176193"/>
       <w:r>
         <w:rPr>
           <w:rFonts w:eastAsiaTheme="minorEastAsia"/>
@@ -9409,7 +9242,7 @@
           <w:rFonts w:eastAsiaTheme="minorEastAsia"/>
         </w:rPr>
       </w:pPr>
-      <w:bookmarkStart w:id="31" w:name="_Toc220173101"/>
+      <w:bookmarkStart w:id="31" w:name="_Toc220176194"/>
       <w:r>
         <w:rPr>
           <w:rFonts w:eastAsiaTheme="minorEastAsia"/>
@@ -9447,23 +9280,7 @@
           <w:rFonts w:asciiTheme="minorHAnsi" w:eastAsiaTheme="minorEastAsia" w:hAnsiTheme="minorHAnsi" w:cstheme="minorBidi"/>
           <w:lang w:eastAsia="en-US"/>
         </w:rPr>
-        <w:t xml:space="preserve">The experimental results demonstrate that sequence-based models are insufficient for complex relational reasoning, while transformer-based and relation-aware architectures significantly improve Text-to-SQL performance. For SQL-to-NoSQL translation, schema-agnostic approaches fail to preserve semantic correctness, whereas schema-aware retrieval-augmented generation combined with execution-guided feedback leads to more reliable </w:t>
-      </w:r>
-      <w:proofErr w:type="spellStart"/>
-      <w:r>
-        <w:rPr>
-          <w:rFonts w:asciiTheme="minorHAnsi" w:eastAsiaTheme="minorEastAsia" w:hAnsiTheme="minorHAnsi" w:cstheme="minorBidi"/>
-          <w:lang w:eastAsia="en-US"/>
-        </w:rPr>
-        <w:t>results.A</w:t>
-      </w:r>
-      <w:proofErr w:type="spellEnd"/>
-      <w:r>
-        <w:rPr>
-          <w:rFonts w:asciiTheme="minorHAnsi" w:eastAsiaTheme="minorEastAsia" w:hAnsiTheme="minorHAnsi" w:cstheme="minorBidi"/>
-          <w:lang w:eastAsia="en-US"/>
-        </w:rPr>
-        <w:t xml:space="preserve"> key contribution of this project is the emphasis on execution-based validation as the primary correctness signal. By validating generated queries through actual database execution, the system moves beyond syntactic similarity and aligns more closely with real-world database usage. Furthermore, the proposed architecture illustrates how LLMs can be effectively grounded using external structure and feedback without requiring expensive fine-tuning.</w:t>
+        <w:t>The experimental results demonstrate that sequence-based models are insufficient for complex relational reasoning, while transformer-based and relation-aware architectures significantly improve Text-to-SQL performance. For SQL-to-NoSQL translation, schema-agnostic approaches fail to preserve semantic correctness, whereas schema-aware retrieval-augmented generation combined with execution-guided feedback leads to more reliable results.A key contribution of this project is the emphasis on execution-based validation as the primary correctness signal. By validating generated queries through actual database execution, the system moves beyond syntactic similarity and aligns more closely with real-world database usage. Furthermore, the proposed architecture illustrates how LLMs can be effectively grounded using external structure and feedback without requiring expensive fine-tuning.</w:t>
       </w:r>
     </w:p>
     <w:p>
@@ -9506,7 +9323,7 @@
           <w:rFonts w:eastAsiaTheme="minorEastAsia"/>
         </w:rPr>
       </w:pPr>
-      <w:bookmarkStart w:id="32" w:name="_Toc220173102"/>
+      <w:bookmarkStart w:id="32" w:name="_Toc220176195"/>
       <w:r>
         <w:rPr>
           <w:rFonts w:eastAsiaTheme="minorEastAsia"/>
@@ -9751,7 +9568,7 @@
                 <w:szCs w:val="24"/>
               </w:rPr>
             </w:pPr>
-            <w:hyperlink r:id="rId15" w:history="1">
+            <w:hyperlink r:id="rId17" w:history="1">
               <w:r>
                 <w:rPr>
                   <w:sz w:val="24"/>
@@ -9858,7 +9675,7 @@
                 <w:szCs w:val="24"/>
               </w:rPr>
             </w:pPr>
-            <w:hyperlink r:id="rId16" w:history="1">
+            <w:hyperlink r:id="rId18" w:history="1">
               <w:r>
                 <w:rPr>
                   <w:sz w:val="24"/>
@@ -9966,7 +9783,7 @@
                 <w:szCs w:val="24"/>
               </w:rPr>
             </w:pPr>
-            <w:hyperlink r:id="rId17" w:history="1">
+            <w:hyperlink r:id="rId19" w:history="1">
               <w:r>
                 <w:rPr>
                   <w:sz w:val="24"/>
@@ -10073,7 +9890,7 @@
                 <w:szCs w:val="24"/>
               </w:rPr>
             </w:pPr>
-            <w:hyperlink r:id="rId18" w:history="1">
+            <w:hyperlink r:id="rId20" w:history="1">
               <w:r>
                 <w:rPr>
                   <w:sz w:val="24"/>
@@ -10180,7 +9997,7 @@
                 <w:szCs w:val="24"/>
               </w:rPr>
             </w:pPr>
-            <w:hyperlink r:id="rId19" w:history="1">
+            <w:hyperlink r:id="rId21" w:history="1">
               <w:r>
                 <w:rPr>
                   <w:sz w:val="24"/>
@@ -10197,10 +10014,10 @@
     <w:p/>
     <w:p/>
     <w:sectPr>
-      <w:headerReference w:type="default" r:id="rId20"/>
-      <w:footerReference w:type="even" r:id="rId21"/>
-      <w:footerReference w:type="default" r:id="rId22"/>
-      <w:footerReference w:type="first" r:id="rId23"/>
+      <w:headerReference w:type="default" r:id="rId22"/>
+      <w:footerReference w:type="even" r:id="rId23"/>
+      <w:footerReference w:type="default" r:id="rId24"/>
+      <w:footerReference w:type="first" r:id="rId25"/>
       <w:pgSz w:w="11906" w:h="16838"/>
       <w:pgMar w:top="1440" w:right="1440" w:bottom="1440" w:left="1440" w:header="708" w:footer="708" w:gutter="0"/>
       <w:cols w:space="708"/>
@@ -12665,6 +12482,7 @@
   <w:style w:type="character" w:default="1" w:styleId="DefaultParagraphFont">
     <w:name w:val="Default Paragraph Font"/>
     <w:uiPriority w:val="1"/>
+    <w:semiHidden/>
     <w:unhideWhenUsed/>
   </w:style>
   <w:style w:type="table" w:default="1" w:styleId="TableNormal">
@@ -13453,6 +13271,30 @@
       </w:rPr>
     </w:tblStylePr>
   </w:style>
+  <w:style w:type="character" w:styleId="UnresolvedMention">
+    <w:name w:val="Unresolved Mention"/>
+    <w:basedOn w:val="DefaultParagraphFont"/>
+    <w:uiPriority w:val="99"/>
+    <w:semiHidden/>
+    <w:unhideWhenUsed/>
+    <w:rsid w:val="006D2546"/>
+    <w:rPr>
+      <w:color w:val="605E5C"/>
+      <w:shd w:val="clear" w:color="auto" w:fill="E1DFDD"/>
+    </w:rPr>
+  </w:style>
+  <w:style w:type="character" w:styleId="FollowedHyperlink">
+    <w:name w:val="FollowedHyperlink"/>
+    <w:basedOn w:val="DefaultParagraphFont"/>
+    <w:uiPriority w:val="99"/>
+    <w:semiHidden/>
+    <w:unhideWhenUsed/>
+    <w:rsid w:val="006D2546"/>
+    <w:rPr>
+      <w:color w:val="96607D" w:themeColor="followedHyperlink"/>
+      <w:u w:val="single"/>
+    </w:rPr>
+  </w:style>
 </w:styles>
 </file>
 
